--- a/results/20260726_202759/Dynamic_Context_Experiment_Guide-result.docx
+++ b/results/20260726_202759/Dynamic_Context_Experiment_Guide-result.docx
@@ -63,8 +63,9 @@
     </w:p>
     <w:p>
       <w:pPr>
-        <w:pStyle w:val="24"/>
+        <w:pStyle w:val="25"/>
         <w:numPr>
+          <w:ilvl w:val="0"/>
           <w:numId w:val="0"/>
         </w:numPr>
         <w:spacing w:before="0" w:after="100" w:line="280" w:lineRule="auto"/>
@@ -134,12 +135,15 @@
     <w:p>
       <w:pPr>
         <w:numPr>
+          <w:ilvl w:val="0"/>
           <w:numId w:val="0"/>
         </w:numPr>
         <w:rPr>
           <w:rFonts w:hint="default" w:asciiTheme="minorAscii" w:hAnsiTheme="minorAscii"/>
           <w:i w:val="0"/>
           <w:iCs/>
+          <w:sz w:val="20"/>
+          <w:szCs w:val="20"/>
         </w:rPr>
       </w:pPr>
       <w:r>
@@ -149,7 +153,8 @@
           <w:i w:val="0"/>
           <w:iCs/>
           <w:color w:val="000000" w:themeColor="text1"/>
-          <w:sz w:val="19"/>
+          <w:sz w:val="20"/>
+          <w:szCs w:val="20"/>
           <w:lang w:val="en-US" w:eastAsia="zh-CN"/>
           <w14:textFill>
             <w14:solidFill>
@@ -162,7 +167,7 @@
     </w:p>
     <w:tbl>
       <w:tblPr>
-        <w:tblStyle w:val="36"/>
+        <w:tblStyle w:val="37"/>
         <w:tblW w:w="9360" w:type="dxa"/>
         <w:jc w:val="center"/>
         <w:tblBorders>
@@ -1037,7 +1042,8 @@
           <w:i w:val="0"/>
           <w:iCs/>
           <w:color w:val="000000" w:themeColor="text1"/>
-          <w:sz w:val="19"/>
+          <w:sz w:val="20"/>
+          <w:szCs w:val="20"/>
           <w:lang w:val="en-US" w:eastAsia="zh-CN"/>
           <w14:textFill>
             <w14:solidFill>
@@ -1053,7 +1059,8 @@
           <w:i w:val="0"/>
           <w:iCs/>
           <w:color w:val="000000" w:themeColor="text1"/>
-          <w:sz w:val="19"/>
+          <w:sz w:val="20"/>
+          <w:szCs w:val="20"/>
           <w:lang w:val="en-US" w:eastAsia="zh-CN"/>
           <w14:textFill>
             <w14:solidFill>
@@ -1066,7 +1073,7 @@
     </w:p>
     <w:tbl>
       <w:tblPr>
-        <w:tblStyle w:val="36"/>
+        <w:tblStyle w:val="37"/>
         <w:tblW w:w="9360" w:type="dxa"/>
         <w:jc w:val="center"/>
         <w:tblBorders>
@@ -1409,7 +1416,8 @@
           <w:i w:val="0"/>
           <w:iCs/>
           <w:color w:val="000000" w:themeColor="text1"/>
-          <w:sz w:val="19"/>
+          <w:sz w:val="20"/>
+          <w:szCs w:val="20"/>
           <w:lang w:val="en-US" w:eastAsia="zh-CN"/>
           <w14:textFill>
             <w14:solidFill>
@@ -1425,7 +1433,8 @@
           <w:i w:val="0"/>
           <w:iCs/>
           <w:color w:val="000000" w:themeColor="text1"/>
-          <w:sz w:val="19"/>
+          <w:sz w:val="20"/>
+          <w:szCs w:val="20"/>
           <w:lang w:val="en-US" w:eastAsia="zh-CN"/>
           <w14:textFill>
             <w14:solidFill>
@@ -1451,6 +1460,8 @@
           </w14:textFill>
         </w:rPr>
       </w:pPr>
+      <w:bookmarkStart w:id="0" w:name="_GoBack"/>
+      <w:bookmarkEnd w:id="0"/>
       <w:r>
         <w:rPr>
           <w:rFonts w:hint="default" w:eastAsia="Noto Sans SC Thin" w:asciiTheme="minorAscii" w:hAnsiTheme="minorAscii"/>
@@ -1562,7 +1573,7 @@
     </w:p>
     <w:tbl>
       <w:tblPr>
-        <w:tblStyle w:val="36"/>
+        <w:tblStyle w:val="37"/>
         <w:tblW w:w="9200" w:type="dxa"/>
         <w:jc w:val="center"/>
         <w:tblBorders>
@@ -1992,10 +2003,9 @@
         <w:pStyle w:val="2"/>
         <w:keepNext/>
         <w:numPr>
-          <w:ilvl w:val="0"/>
-          <w:numId w:val="7"/>
+          <w:numId w:val="0"/>
         </w:numPr>
-        <w:ind w:left="0" w:leftChars="0" w:firstLine="0" w:firstLineChars="0"/>
+        <w:ind w:leftChars="0"/>
         <w:rPr>
           <w:rFonts w:hint="default" w:eastAsia="Noto Sans SC Thin" w:asciiTheme="minorAscii" w:hAnsiTheme="minorAscii"/>
           <w:b/>
@@ -2010,6 +2020,22 @@
           </w14:textFill>
         </w:rPr>
       </w:pPr>
+      <w:r>
+        <w:rPr>
+          <w:rFonts w:hint="eastAsia" w:eastAsia="Noto Sans SC Thin" w:asciiTheme="minorAscii" w:hAnsiTheme="minorAscii"/>
+          <w:b/>
+          <w:i w:val="0"/>
+          <w:color w:val="000000" w:themeColor="text1"/>
+          <w:sz w:val="32"/>
+          <w:lang w:val="en-US" w:eastAsia="zh-CN"/>
+          <w14:textFill>
+            <w14:solidFill>
+              <w14:schemeClr w14:val="tx1"/>
+            </w14:solidFill>
+          </w14:textFill>
+        </w:rPr>
+        <w:t>4.</w:t>
+      </w:r>
       <w:r>
         <w:rPr>
           <w:rFonts w:hint="default" w:eastAsia="Noto Sans SC Thin" w:asciiTheme="minorAscii" w:hAnsiTheme="minorAscii"/>
@@ -2029,7 +2055,7 @@
     </w:p>
     <w:tbl>
       <w:tblPr>
-        <w:tblStyle w:val="36"/>
+        <w:tblStyle w:val="37"/>
         <w:tblW w:w="9189" w:type="dxa"/>
         <w:jc w:val="center"/>
         <w:tblBorders>
@@ -3013,7 +3039,7 @@
     </w:p>
     <w:tbl>
       <w:tblPr>
-        <w:tblStyle w:val="36"/>
+        <w:tblStyle w:val="37"/>
         <w:tblW w:w="9360" w:type="dxa"/>
         <w:jc w:val="center"/>
         <w:tblBorders>
@@ -3606,6 +3632,7 @@
         </w:rPr>
         <w:object>
           <v:shape id="_x0000_i1025" o:spt="75" type="#_x0000_t75" style="height:60pt;width:60pt;" o:ole="t" filled="f" o:preferrelative="t" stroked="f" coordsize="21600,21600">
+            <v:path/>
             <v:fill on="f" focussize="0,0"/>
             <v:stroke on="f"/>
             <v:imagedata r:id="rId8" o:title="oleimage"/>
@@ -3655,7 +3682,7 @@
     </w:p>
     <w:tbl>
       <w:tblPr>
-        <w:tblStyle w:val="36"/>
+        <w:tblStyle w:val="37"/>
         <w:tblW w:w="0" w:type="auto"/>
         <w:tblInd w:w="0" w:type="dxa"/>
         <w:tblBorders>
@@ -4152,6 +4179,15 @@
               </w:rPr>
               <w:t>base</w:t>
             </w:r>
+            <w:r>
+              <w:rPr>
+                <w:rFonts w:hint="default" w:cs="Noto Sans SC Thin" w:asciiTheme="minorAscii" w:hAnsiTheme="minorAscii"/>
+                <w:sz w:val="20"/>
+                <w:szCs w:val="20"/>
+                <w:lang w:val="en-US"/>
+              </w:rPr>
+              <w:t>line</w:t>
+            </w:r>
           </w:p>
         </w:tc>
       </w:tr>
@@ -4559,21 +4595,7 @@
                 <w:u w:val="none"/>
                 <w:lang w:val="en-US" w:eastAsia="zh-CN" w:bidi="ar"/>
               </w:rPr>
-              <w:t>63.20</w:t>
-            </w:r>
-            <w:r>
-              <w:rPr>
-                <w:rFonts w:hint="default" w:eastAsia="Noto Sans SC Thin" w:cs="Noto Sans SC Thin" w:asciiTheme="minorAscii" w:hAnsiTheme="minorAscii"/>
-                <w:i w:val="0"/>
-                <w:iCs w:val="0"/>
-                <w:color w:val="000000"/>
-                <w:kern w:val="0"/>
-                <w:sz w:val="20"/>
-                <w:szCs w:val="20"/>
-                <w:u w:val="none"/>
-                <w:lang w:val="en-US" w:eastAsia="zh-CN" w:bidi="ar"/>
-              </w:rPr>
-              <w:t>%</w:t>
+              <w:t>63.20%</w:t>
             </w:r>
           </w:p>
         </w:tc>
@@ -4639,7 +4661,24 @@
                 <w:sz w:val="20"/>
                 <w:szCs w:val="20"/>
               </w:rPr>
-              <w:t>检索 Top-2，质量较好</w:t>
+              <w:t>检索 Top-2，</w:t>
+            </w:r>
+            <w:r>
+              <w:rPr>
+                <w:rFonts w:hint="eastAsia" w:cs="Noto Sans SC Thin" w:asciiTheme="minorAscii" w:hAnsiTheme="minorAscii"/>
+                <w:sz w:val="20"/>
+                <w:szCs w:val="20"/>
+                <w:lang w:val="en-US" w:eastAsia="zh-CN"/>
+              </w:rPr>
+              <w:t>回答</w:t>
+            </w:r>
+            <w:r>
+              <w:rPr>
+                <w:rFonts w:hint="default" w:eastAsia="Noto Sans SC Thin" w:cs="Noto Sans SC Thin" w:asciiTheme="minorAscii" w:hAnsiTheme="minorAscii"/>
+                <w:sz w:val="20"/>
+                <w:szCs w:val="20"/>
+              </w:rPr>
+              <w:t>质量较好</w:t>
             </w:r>
           </w:p>
         </w:tc>
@@ -4810,21 +4849,7 @@
                 <w:u w:val="none"/>
                 <w:lang w:val="en-US" w:eastAsia="zh-CN" w:bidi="ar"/>
               </w:rPr>
-              <w:t>88.33</w:t>
-            </w:r>
-            <w:r>
-              <w:rPr>
-                <w:rFonts w:hint="default" w:eastAsia="Noto Sans SC Thin" w:cs="Noto Sans SC Thin" w:asciiTheme="minorAscii" w:hAnsiTheme="minorAscii"/>
-                <w:i w:val="0"/>
-                <w:iCs w:val="0"/>
-                <w:color w:val="000000"/>
-                <w:kern w:val="0"/>
-                <w:sz w:val="20"/>
-                <w:szCs w:val="20"/>
-                <w:u w:val="none"/>
-                <w:lang w:val="en-US" w:eastAsia="zh-CN" w:bidi="ar"/>
-              </w:rPr>
-              <w:t>%</w:t>
+              <w:t>88.33%</w:t>
             </w:r>
           </w:p>
         </w:tc>
@@ -4901,10 +4926,17 @@
                 <w:szCs w:val="20"/>
                 <w:lang w:val="en-US" w:eastAsia="zh-CN"/>
               </w:rPr>
-              <w:t>减少，质量一般</w:t>
+              <w:t>减少</w:t>
             </w:r>
-            <w:bookmarkStart w:id="0" w:name="_GoBack"/>
-            <w:bookmarkEnd w:id="0"/>
+            <w:r>
+              <w:rPr>
+                <w:rFonts w:hint="eastAsia" w:cs="Noto Sans SC Thin" w:asciiTheme="minorAscii" w:hAnsiTheme="minorAscii"/>
+                <w:sz w:val="20"/>
+                <w:szCs w:val="20"/>
+                <w:lang w:val="en-US" w:eastAsia="zh-CN"/>
+              </w:rPr>
+              <w:t>book类型回答质量一般</w:t>
+            </w:r>
           </w:p>
         </w:tc>
       </w:tr>
@@ -5074,21 +5106,7 @@
                 <w:u w:val="none"/>
                 <w:lang w:val="en-US" w:eastAsia="zh-CN" w:bidi="ar"/>
               </w:rPr>
-              <w:t>64.83</w:t>
-            </w:r>
-            <w:r>
-              <w:rPr>
-                <w:rFonts w:hint="default" w:eastAsia="Noto Sans SC Thin" w:cs="Noto Sans SC Thin" w:asciiTheme="minorAscii" w:hAnsiTheme="minorAscii"/>
-                <w:i w:val="0"/>
-                <w:iCs w:val="0"/>
-                <w:color w:val="000000"/>
-                <w:kern w:val="0"/>
-                <w:sz w:val="20"/>
-                <w:szCs w:val="20"/>
-                <w:u w:val="none"/>
-                <w:lang w:val="en-US" w:eastAsia="zh-CN" w:bidi="ar"/>
-              </w:rPr>
-              <w:t>%</w:t>
+              <w:t>64.83%</w:t>
             </w:r>
           </w:p>
         </w:tc>
@@ -5146,6 +5164,7 @@
                 <w:rFonts w:hint="default" w:eastAsia="Noto Sans SC Thin" w:cs="Noto Sans SC Thin" w:asciiTheme="minorAscii" w:hAnsiTheme="minorAscii"/>
                 <w:sz w:val="20"/>
                 <w:szCs w:val="20"/>
+                <w:lang w:val="en-US" w:eastAsia="zh-CN"/>
               </w:rPr>
             </w:pPr>
           </w:p>
@@ -5337,23 +5356,7 @@
                 <w:u w:val="none"/>
                 <w:lang w:val="en-US" w:eastAsia="zh-CN" w:bidi="ar"/>
               </w:rPr>
-              <w:t>73.34</w:t>
-            </w:r>
-            <w:r>
-              <w:rPr>
-                <w:rFonts w:hint="default" w:eastAsia="Noto Sans SC Thin" w:cs="Noto Sans SC Thin" w:asciiTheme="minorAscii" w:hAnsiTheme="minorAscii"/>
-                <w:b/>
-                <w:bCs/>
-                <w:i w:val="0"/>
-                <w:iCs w:val="0"/>
-                <w:color w:val="000000"/>
-                <w:kern w:val="0"/>
-                <w:sz w:val="20"/>
-                <w:szCs w:val="20"/>
-                <w:u w:val="none"/>
-                <w:lang w:val="en-US" w:eastAsia="zh-CN" w:bidi="ar"/>
-              </w:rPr>
-              <w:t>%</w:t>
+              <w:t>73.34%</w:t>
             </w:r>
           </w:p>
         </w:tc>
@@ -5622,10 +5625,10 @@
       </w:r>
       <w:r>
         <w:rPr>
-          <w:rStyle w:val="20"/>
+          <w:rStyle w:val="18"/>
           <w:rFonts w:hint="default" w:asciiTheme="minorAscii" w:hAnsiTheme="minorAscii"/>
         </w:rPr>
-        <w:t>https:github.com/pansai-77/dynamic-context-experiment.git</w:t>
+        <w:t>https://github.com/pansai-77/dynamic-context-experiment.git</w:t>
       </w:r>
       <w:r>
         <w:rPr>
@@ -5681,11 +5684,9 @@
 <w:ftr xmlns:wpc="http://schemas.microsoft.com/office/word/2010/wordprocessingCanvas" xmlns:mc="http://schemas.openxmlformats.org/markup-compatibility/2006" xmlns:o="urn:schemas-microsoft-com:office:office" xmlns:r="http://schemas.openxmlformats.org/officeDocument/2006/relationships" xmlns:m="http://schemas.openxmlformats.org/officeDocument/2006/math" xmlns:v="urn:schemas-microsoft-com:vml" xmlns:wp14="http://schemas.microsoft.com/office/word/2010/wordprocessingDrawing" xmlns:wp="http://schemas.openxmlformats.org/drawingml/2006/wordprocessingDrawing" xmlns:w10="urn:schemas-microsoft-com:office:word" xmlns:w="http://schemas.openxmlformats.org/wordprocessingml/2006/main" xmlns:w14="http://schemas.microsoft.com/office/word/2010/wordml" xmlns:w15="http://schemas.microsoft.com/office/word/2012/wordml" xmlns:wpg="http://schemas.microsoft.com/office/word/2010/wordprocessingGroup" xmlns:wpi="http://schemas.microsoft.com/office/word/2010/wordprocessingInk" xmlns:wne="http://schemas.microsoft.com/office/word/2006/wordml" xmlns:wps="http://schemas.microsoft.com/office/word/2010/wordprocessingShape" xmlns:wpsCustomData="http://www.wps.cn/officeDocument/2013/wpsCustomData" mc:Ignorable="w14 w15 wp14">
   <w:p>
     <w:pPr>
-      <w:pStyle w:val="18"/>
+      <w:pStyle w:val="19"/>
       <w:spacing w:before="0" w:after="0" w:line="240" w:lineRule="auto"/>
       <w:jc w:val="right"/>
-    </w:pPr>
-    <w:r>
       <w:rPr>
         <w:rFonts w:ascii="Calibri" w:hAnsi="Calibri" w:eastAsia="Noto Sans SC Thin"/>
         <w:b w:val="0"/>
@@ -5693,17 +5694,13 @@
         <w:color w:val="5B6573"/>
         <w:sz w:val="17"/>
       </w:rPr>
-      <w:t xml:space="preserve">实验结果报告  |  </w:t>
-    </w:r>
-    <w:r>
-      <w:fldChar w:fldCharType="begin"/>
-    </w:r>
-    <w:r>
-      <w:instrText xml:space="preserve">PAGE</w:instrText>
-    </w:r>
-    <w:r>
-      <w:fldChar w:fldCharType="end"/>
-    </w:r>
+    </w:pPr>
+  </w:p>
+  <w:p>
+    <w:pPr>
+      <w:pStyle w:val="19"/>
+      <w:spacing w:before="0" w:after="0" w:line="240" w:lineRule="auto"/>
+    </w:pPr>
   </w:p>
 </w:ftr>
 </file>
@@ -5754,7 +5751,7 @@
     <w:lvl w:ilvl="0" w:tentative="0">
       <w:start w:val="1"/>
       <w:numFmt w:val="decimal"/>
-      <w:pStyle w:val="32"/>
+      <w:pStyle w:val="33"/>
       <w:lvlText w:val="%1."/>
       <w:lvlJc w:val="left"/>
       <w:pPr>
@@ -5772,7 +5769,7 @@
     <w:lvl w:ilvl="0" w:tentative="0">
       <w:start w:val="1"/>
       <w:numFmt w:val="decimal"/>
-      <w:pStyle w:val="31"/>
+      <w:pStyle w:val="32"/>
       <w:lvlText w:val="%1."/>
       <w:lvlJc w:val="left"/>
       <w:pPr>
@@ -5790,7 +5787,7 @@
     <w:lvl w:ilvl="0" w:tentative="0">
       <w:start w:val="1"/>
       <w:numFmt w:val="bullet"/>
-      <w:pStyle w:val="26"/>
+      <w:pStyle w:val="27"/>
       <w:lvlText w:val=""/>
       <w:lvlJc w:val="left"/>
       <w:pPr>
@@ -5811,7 +5808,7 @@
     <w:lvl w:ilvl="0" w:tentative="0">
       <w:start w:val="1"/>
       <w:numFmt w:val="bullet"/>
-      <w:pStyle w:val="25"/>
+      <w:pStyle w:val="26"/>
       <w:lvlText w:val=""/>
       <w:lvlJc w:val="left"/>
       <w:pPr>
@@ -5832,7 +5829,7 @@
     <w:lvl w:ilvl="0" w:tentative="0">
       <w:start w:val="1"/>
       <w:numFmt w:val="decimal"/>
-      <w:pStyle w:val="30"/>
+      <w:pStyle w:val="31"/>
       <w:lvlText w:val="%1."/>
       <w:lvlJc w:val="left"/>
       <w:pPr>
@@ -5850,7 +5847,7 @@
     <w:lvl w:ilvl="0" w:tentative="0">
       <w:start w:val="1"/>
       <w:numFmt w:val="bullet"/>
-      <w:pStyle w:val="24"/>
+      <w:pStyle w:val="25"/>
       <w:lvlText w:val=""/>
       <w:lvlJc w:val="left"/>
       <w:pPr>
@@ -6185,7 +6182,7 @@
     <w:name w:val="heading 1"/>
     <w:basedOn w:val="1"/>
     <w:next w:val="1"/>
-    <w:link w:val="139"/>
+    <w:link w:val="140"/>
     <w:qFormat/>
     <w:uiPriority w:val="9"/>
     <w:pPr>
@@ -6207,7 +6204,7 @@
     <w:name w:val="heading 2"/>
     <w:basedOn w:val="1"/>
     <w:next w:val="1"/>
-    <w:link w:val="140"/>
+    <w:link w:val="141"/>
     <w:unhideWhenUsed/>
     <w:qFormat/>
     <w:uiPriority w:val="9"/>
@@ -6230,7 +6227,7 @@
     <w:name w:val="heading 3"/>
     <w:basedOn w:val="1"/>
     <w:next w:val="1"/>
-    <w:link w:val="141"/>
+    <w:link w:val="142"/>
     <w:unhideWhenUsed/>
     <w:qFormat/>
     <w:uiPriority w:val="9"/>
@@ -6252,7 +6249,7 @@
     <w:name w:val="heading 4"/>
     <w:basedOn w:val="1"/>
     <w:next w:val="1"/>
-    <w:link w:val="151"/>
+    <w:link w:val="152"/>
     <w:semiHidden/>
     <w:unhideWhenUsed/>
     <w:qFormat/>
@@ -6281,7 +6278,7 @@
     <w:name w:val="heading 5"/>
     <w:basedOn w:val="1"/>
     <w:next w:val="1"/>
-    <w:link w:val="152"/>
+    <w:link w:val="153"/>
     <w:semiHidden/>
     <w:unhideWhenUsed/>
     <w:qFormat/>
@@ -6301,7 +6298,7 @@
     <w:name w:val="heading 6"/>
     <w:basedOn w:val="1"/>
     <w:next w:val="1"/>
-    <w:link w:val="153"/>
+    <w:link w:val="154"/>
     <w:semiHidden/>
     <w:unhideWhenUsed/>
     <w:qFormat/>
@@ -6323,7 +6320,7 @@
     <w:name w:val="heading 7"/>
     <w:basedOn w:val="1"/>
     <w:next w:val="1"/>
-    <w:link w:val="154"/>
+    <w:link w:val="155"/>
     <w:semiHidden/>
     <w:unhideWhenUsed/>
     <w:qFormat/>
@@ -6353,7 +6350,7 @@
     <w:name w:val="heading 8"/>
     <w:basedOn w:val="1"/>
     <w:next w:val="1"/>
-    <w:link w:val="155"/>
+    <w:link w:val="156"/>
     <w:semiHidden/>
     <w:unhideWhenUsed/>
     <w:qFormat/>
@@ -6380,7 +6377,7 @@
     <w:name w:val="heading 9"/>
     <w:basedOn w:val="1"/>
     <w:next w:val="1"/>
-    <w:link w:val="156"/>
+    <w:link w:val="157"/>
     <w:semiHidden/>
     <w:unhideWhenUsed/>
     <w:qFormat/>
@@ -6431,7 +6428,7 @@
   <w:style w:type="paragraph" w:styleId="13">
     <w:name w:val="Body Text"/>
     <w:basedOn w:val="1"/>
-    <w:link w:val="145"/>
+    <w:link w:val="146"/>
     <w:unhideWhenUsed/>
     <w:uiPriority w:val="99"/>
     <w:pPr>
@@ -6441,7 +6438,7 @@
   <w:style w:type="paragraph" w:styleId="14">
     <w:name w:val="Body Text 2"/>
     <w:basedOn w:val="1"/>
-    <w:link w:val="146"/>
+    <w:link w:val="147"/>
     <w:unhideWhenUsed/>
     <w:uiPriority w:val="99"/>
     <w:pPr>
@@ -6451,7 +6448,7 @@
   <w:style w:type="paragraph" w:styleId="15">
     <w:name w:val="Body Text 3"/>
     <w:basedOn w:val="1"/>
-    <w:link w:val="147"/>
+    <w:link w:val="148"/>
     <w:unhideWhenUsed/>
     <w:uiPriority w:val="99"/>
     <w:pPr>
@@ -6496,8 +6493,33 @@
       <w:iCs/>
     </w:rPr>
   </w:style>
-  <w:style w:type="paragraph" w:styleId="18">
+  <w:style w:type="character" w:styleId="18">
+    <w:name w:val="FollowedHyperlink"/>
+    <w:basedOn w:val="11"/>
+    <w:semiHidden/>
+    <w:unhideWhenUsed/>
+    <w:uiPriority w:val="99"/>
+    <w:rPr>
+      <w:color w:val="800080"/>
+      <w:u w:val="single"/>
+    </w:rPr>
+  </w:style>
+  <w:style w:type="paragraph" w:styleId="19">
     <w:name w:val="footer"/>
+    <w:basedOn w:val="1"/>
+    <w:link w:val="138"/>
+    <w:unhideWhenUsed/>
+    <w:uiPriority w:val="99"/>
+    <w:pPr>
+      <w:tabs>
+        <w:tab w:val="center" w:pos="4680"/>
+        <w:tab w:val="right" w:pos="9360"/>
+      </w:tabs>
+      <w:spacing w:after="0" w:line="240" w:lineRule="auto"/>
+    </w:pPr>
+  </w:style>
+  <w:style w:type="paragraph" w:styleId="20">
+    <w:name w:val="header"/>
     <w:basedOn w:val="1"/>
     <w:link w:val="137"/>
     <w:unhideWhenUsed/>
@@ -6510,21 +6532,7 @@
       <w:spacing w:after="0" w:line="240" w:lineRule="auto"/>
     </w:pPr>
   </w:style>
-  <w:style w:type="paragraph" w:styleId="19">
-    <w:name w:val="header"/>
-    <w:basedOn w:val="1"/>
-    <w:link w:val="136"/>
-    <w:unhideWhenUsed/>
-    <w:uiPriority w:val="99"/>
-    <w:pPr>
-      <w:tabs>
-        <w:tab w:val="center" w:pos="4680"/>
-        <w:tab w:val="right" w:pos="9360"/>
-      </w:tabs>
-      <w:spacing w:after="0" w:line="240" w:lineRule="auto"/>
-    </w:pPr>
-  </w:style>
-  <w:style w:type="character" w:styleId="20">
+  <w:style w:type="character" w:styleId="21">
     <w:name w:val="Hyperlink"/>
     <w:basedOn w:val="11"/>
     <w:semiHidden/>
@@ -6535,7 +6543,7 @@
       <w:u w:val="single"/>
     </w:rPr>
   </w:style>
-  <w:style w:type="paragraph" w:styleId="21">
+  <w:style w:type="paragraph" w:styleId="22">
     <w:name w:val="List"/>
     <w:basedOn w:val="1"/>
     <w:unhideWhenUsed/>
@@ -6545,7 +6553,7 @@
       <w:contextualSpacing/>
     </w:pPr>
   </w:style>
-  <w:style w:type="paragraph" w:styleId="22">
+  <w:style w:type="paragraph" w:styleId="23">
     <w:name w:val="List 2"/>
     <w:basedOn w:val="1"/>
     <w:unhideWhenUsed/>
@@ -6555,7 +6563,7 @@
       <w:contextualSpacing/>
     </w:pPr>
   </w:style>
-  <w:style w:type="paragraph" w:styleId="23">
+  <w:style w:type="paragraph" w:styleId="24">
     <w:name w:val="List 3"/>
     <w:basedOn w:val="1"/>
     <w:unhideWhenUsed/>
@@ -6565,7 +6573,7 @@
       <w:contextualSpacing/>
     </w:pPr>
   </w:style>
-  <w:style w:type="paragraph" w:styleId="24">
+  <w:style w:type="paragraph" w:styleId="25">
     <w:name w:val="List Bullet"/>
     <w:basedOn w:val="1"/>
     <w:unhideWhenUsed/>
@@ -6584,7 +6592,7 @@
       <w:sz w:val="21"/>
     </w:rPr>
   </w:style>
-  <w:style w:type="paragraph" w:styleId="25">
+  <w:style w:type="paragraph" w:styleId="26">
     <w:name w:val="List Bullet 2"/>
     <w:basedOn w:val="1"/>
     <w:unhideWhenUsed/>
@@ -6597,7 +6605,7 @@
       <w:contextualSpacing/>
     </w:pPr>
   </w:style>
-  <w:style w:type="paragraph" w:styleId="26">
+  <w:style w:type="paragraph" w:styleId="27">
     <w:name w:val="List Bullet 3"/>
     <w:basedOn w:val="1"/>
     <w:unhideWhenUsed/>
@@ -6610,7 +6618,7 @@
       <w:contextualSpacing/>
     </w:pPr>
   </w:style>
-  <w:style w:type="paragraph" w:styleId="27">
+  <w:style w:type="paragraph" w:styleId="28">
     <w:name w:val="List Continue"/>
     <w:basedOn w:val="1"/>
     <w:unhideWhenUsed/>
@@ -6621,7 +6629,7 @@
       <w:contextualSpacing/>
     </w:pPr>
   </w:style>
-  <w:style w:type="paragraph" w:styleId="28">
+  <w:style w:type="paragraph" w:styleId="29">
     <w:name w:val="List Continue 2"/>
     <w:basedOn w:val="1"/>
     <w:unhideWhenUsed/>
@@ -6632,7 +6640,7 @@
       <w:contextualSpacing/>
     </w:pPr>
   </w:style>
-  <w:style w:type="paragraph" w:styleId="29">
+  <w:style w:type="paragraph" w:styleId="30">
     <w:name w:val="List Continue 3"/>
     <w:basedOn w:val="1"/>
     <w:unhideWhenUsed/>
@@ -6643,7 +6651,7 @@
       <w:contextualSpacing/>
     </w:pPr>
   </w:style>
-  <w:style w:type="paragraph" w:styleId="30">
+  <w:style w:type="paragraph" w:styleId="31">
     <w:name w:val="List Number"/>
     <w:basedOn w:val="1"/>
     <w:unhideWhenUsed/>
@@ -6662,7 +6670,7 @@
       <w:sz w:val="21"/>
     </w:rPr>
   </w:style>
-  <w:style w:type="paragraph" w:styleId="31">
+  <w:style w:type="paragraph" w:styleId="32">
     <w:name w:val="List Number 2"/>
     <w:basedOn w:val="1"/>
     <w:unhideWhenUsed/>
@@ -6675,7 +6683,7 @@
       <w:contextualSpacing/>
     </w:pPr>
   </w:style>
-  <w:style w:type="paragraph" w:styleId="32">
+  <w:style w:type="paragraph" w:styleId="33">
     <w:name w:val="List Number 3"/>
     <w:basedOn w:val="1"/>
     <w:unhideWhenUsed/>
@@ -6688,9 +6696,9 @@
       <w:contextualSpacing/>
     </w:pPr>
   </w:style>
-  <w:style w:type="paragraph" w:styleId="33">
+  <w:style w:type="paragraph" w:styleId="34">
     <w:name w:val="macro"/>
-    <w:link w:val="148"/>
+    <w:link w:val="149"/>
     <w:unhideWhenUsed/>
     <w:uiPriority w:val="99"/>
     <w:pPr>
@@ -6712,7 +6720,7 @@
       <w:lang w:val="en-US" w:eastAsia="en-US" w:bidi="ar-SA"/>
     </w:rPr>
   </w:style>
-  <w:style w:type="character" w:styleId="34">
+  <w:style w:type="character" w:styleId="35">
     <w:name w:val="Strong"/>
     <w:basedOn w:val="11"/>
     <w:qFormat/>
@@ -6722,11 +6730,11 @@
       <w:bCs/>
     </w:rPr>
   </w:style>
-  <w:style w:type="paragraph" w:styleId="35">
+  <w:style w:type="paragraph" w:styleId="36">
     <w:name w:val="Subtitle"/>
     <w:basedOn w:val="1"/>
     <w:next w:val="1"/>
-    <w:link w:val="143"/>
+    <w:link w:val="144"/>
     <w:qFormat/>
     <w:uiPriority w:val="11"/>
     <w:rPr>
@@ -6744,7 +6752,7 @@
       </w14:textFill>
     </w:rPr>
   </w:style>
-  <w:style w:type="table" w:styleId="36">
+  <w:style w:type="table" w:styleId="37">
     <w:name w:val="Table Grid"/>
     <w:basedOn w:val="12"/>
     <w:uiPriority w:val="59"/>
@@ -6768,11 +6776,11 @@
       </w:tblCellMar>
     </w:tblPr>
   </w:style>
-  <w:style w:type="paragraph" w:styleId="37">
+  <w:style w:type="paragraph" w:styleId="38">
     <w:name w:val="Title"/>
     <w:basedOn w:val="1"/>
     <w:next w:val="1"/>
-    <w:link w:val="142"/>
+    <w:link w:val="143"/>
     <w:qFormat/>
     <w:uiPriority w:val="10"/>
     <w:pPr>
@@ -6791,7 +6799,7 @@
       <w:szCs w:val="52"/>
     </w:rPr>
   </w:style>
-  <w:style w:type="table" w:styleId="38">
+  <w:style w:type="table" w:styleId="39">
     <w:name w:val="Light Shading"/>
     <w:basedOn w:val="12"/>
     <w:uiPriority w:val="60"/>
@@ -6890,7 +6898,7 @@
       </w:tcPr>
     </w:tblStylePr>
   </w:style>
-  <w:style w:type="table" w:styleId="39">
+  <w:style w:type="table" w:styleId="40">
     <w:name w:val="Light Shading Accent 1"/>
     <w:basedOn w:val="12"/>
     <w:uiPriority w:val="60"/>
@@ -6989,7 +6997,7 @@
       </w:tcPr>
     </w:tblStylePr>
   </w:style>
-  <w:style w:type="table" w:styleId="40">
+  <w:style w:type="table" w:styleId="41">
     <w:name w:val="Light Shading Accent 2"/>
     <w:basedOn w:val="12"/>
     <w:uiPriority w:val="60"/>
@@ -7088,7 +7096,7 @@
       </w:tcPr>
     </w:tblStylePr>
   </w:style>
-  <w:style w:type="table" w:styleId="41">
+  <w:style w:type="table" w:styleId="42">
     <w:name w:val="Light Shading Accent 3"/>
     <w:basedOn w:val="12"/>
     <w:uiPriority w:val="60"/>
@@ -7187,7 +7195,7 @@
       </w:tcPr>
     </w:tblStylePr>
   </w:style>
-  <w:style w:type="table" w:styleId="42">
+  <w:style w:type="table" w:styleId="43">
     <w:name w:val="Light Shading Accent 4"/>
     <w:basedOn w:val="12"/>
     <w:uiPriority w:val="60"/>
@@ -7286,7 +7294,7 @@
       </w:tcPr>
     </w:tblStylePr>
   </w:style>
-  <w:style w:type="table" w:styleId="43">
+  <w:style w:type="table" w:styleId="44">
     <w:name w:val="Light Shading Accent 5"/>
     <w:basedOn w:val="12"/>
     <w:uiPriority w:val="60"/>
@@ -7385,7 +7393,7 @@
       </w:tcPr>
     </w:tblStylePr>
   </w:style>
-  <w:style w:type="table" w:styleId="44">
+  <w:style w:type="table" w:styleId="45">
     <w:name w:val="Light Shading Accent 6"/>
     <w:basedOn w:val="12"/>
     <w:uiPriority w:val="60"/>
@@ -7484,7 +7492,7 @@
       </w:tcPr>
     </w:tblStylePr>
   </w:style>
-  <w:style w:type="table" w:styleId="45">
+  <w:style w:type="table" w:styleId="46">
     <w:name w:val="Light List"/>
     <w:basedOn w:val="12"/>
     <w:uiPriority w:val="61"/>
@@ -7577,7 +7585,7 @@
       </w:tcPr>
     </w:tblStylePr>
   </w:style>
-  <w:style w:type="table" w:styleId="46">
+  <w:style w:type="table" w:styleId="47">
     <w:name w:val="Light List Accent 1"/>
     <w:basedOn w:val="12"/>
     <w:uiPriority w:val="61"/>
@@ -7670,7 +7678,7 @@
       </w:tcPr>
     </w:tblStylePr>
   </w:style>
-  <w:style w:type="table" w:styleId="47">
+  <w:style w:type="table" w:styleId="48">
     <w:name w:val="Light List Accent 2"/>
     <w:basedOn w:val="12"/>
     <w:uiPriority w:val="61"/>
@@ -7763,7 +7771,7 @@
       </w:tcPr>
     </w:tblStylePr>
   </w:style>
-  <w:style w:type="table" w:styleId="48">
+  <w:style w:type="table" w:styleId="49">
     <w:name w:val="Light List Accent 3"/>
     <w:basedOn w:val="12"/>
     <w:uiPriority w:val="61"/>
@@ -7856,7 +7864,7 @@
       </w:tcPr>
     </w:tblStylePr>
   </w:style>
-  <w:style w:type="table" w:styleId="49">
+  <w:style w:type="table" w:styleId="50">
     <w:name w:val="Light List Accent 4"/>
     <w:basedOn w:val="12"/>
     <w:uiPriority w:val="61"/>
@@ -7949,7 +7957,7 @@
       </w:tcPr>
     </w:tblStylePr>
   </w:style>
-  <w:style w:type="table" w:styleId="50">
+  <w:style w:type="table" w:styleId="51">
     <w:name w:val="Light List Accent 5"/>
     <w:basedOn w:val="12"/>
     <w:uiPriority w:val="61"/>
@@ -8042,7 +8050,7 @@
       </w:tcPr>
     </w:tblStylePr>
   </w:style>
-  <w:style w:type="table" w:styleId="51">
+  <w:style w:type="table" w:styleId="52">
     <w:name w:val="Light List Accent 6"/>
     <w:basedOn w:val="12"/>
     <w:uiPriority w:val="61"/>
@@ -8135,7 +8143,7 @@
       </w:tcPr>
     </w:tblStylePr>
   </w:style>
-  <w:style w:type="table" w:styleId="52">
+  <w:style w:type="table" w:styleId="53">
     <w:name w:val="Light Grid"/>
     <w:basedOn w:val="12"/>
     <w:uiPriority w:val="62"/>
@@ -8261,7 +8269,7 @@
       </w:tcPr>
     </w:tblStylePr>
   </w:style>
-  <w:style w:type="table" w:styleId="53">
+  <w:style w:type="table" w:styleId="54">
     <w:name w:val="Light Grid Accent 1"/>
     <w:basedOn w:val="12"/>
     <w:uiPriority w:val="62"/>
@@ -8387,7 +8395,7 @@
       </w:tcPr>
     </w:tblStylePr>
   </w:style>
-  <w:style w:type="table" w:styleId="54">
+  <w:style w:type="table" w:styleId="55">
     <w:name w:val="Light Grid Accent 2"/>
     <w:basedOn w:val="12"/>
     <w:uiPriority w:val="62"/>
@@ -8513,7 +8521,7 @@
       </w:tcPr>
     </w:tblStylePr>
   </w:style>
-  <w:style w:type="table" w:styleId="55">
+  <w:style w:type="table" w:styleId="56">
     <w:name w:val="Light Grid Accent 3"/>
     <w:basedOn w:val="12"/>
     <w:uiPriority w:val="62"/>
@@ -8639,7 +8647,7 @@
       </w:tcPr>
     </w:tblStylePr>
   </w:style>
-  <w:style w:type="table" w:styleId="56">
+  <w:style w:type="table" w:styleId="57">
     <w:name w:val="Light Grid Accent 4"/>
     <w:basedOn w:val="12"/>
     <w:uiPriority w:val="62"/>
@@ -8765,7 +8773,7 @@
       </w:tcPr>
     </w:tblStylePr>
   </w:style>
-  <w:style w:type="table" w:styleId="57">
+  <w:style w:type="table" w:styleId="58">
     <w:name w:val="Light Grid Accent 5"/>
     <w:basedOn w:val="12"/>
     <w:uiPriority w:val="62"/>
@@ -8891,7 +8899,7 @@
       </w:tcPr>
     </w:tblStylePr>
   </w:style>
-  <w:style w:type="table" w:styleId="58">
+  <w:style w:type="table" w:styleId="59">
     <w:name w:val="Light Grid Accent 6"/>
     <w:basedOn w:val="12"/>
     <w:uiPriority w:val="62"/>
@@ -9017,7 +9025,7 @@
       </w:tcPr>
     </w:tblStylePr>
   </w:style>
-  <w:style w:type="table" w:styleId="59">
+  <w:style w:type="table" w:styleId="60">
     <w:name w:val="Medium Shading 1"/>
     <w:basedOn w:val="12"/>
     <w:uiPriority w:val="63"/>
@@ -9124,7 +9132,7 @@
       </w:tcPr>
     </w:tblStylePr>
   </w:style>
-  <w:style w:type="table" w:styleId="60">
+  <w:style w:type="table" w:styleId="61">
     <w:name w:val="Medium Shading 1 Accent 1"/>
     <w:basedOn w:val="12"/>
     <w:uiPriority w:val="63"/>
@@ -9231,7 +9239,7 @@
       </w:tcPr>
     </w:tblStylePr>
   </w:style>
-  <w:style w:type="table" w:styleId="61">
+  <w:style w:type="table" w:styleId="62">
     <w:name w:val="Medium Shading 1 Accent 2"/>
     <w:basedOn w:val="12"/>
     <w:uiPriority w:val="63"/>
@@ -9338,7 +9346,7 @@
       </w:tcPr>
     </w:tblStylePr>
   </w:style>
-  <w:style w:type="table" w:styleId="62">
+  <w:style w:type="table" w:styleId="63">
     <w:name w:val="Medium Shading 1 Accent 3"/>
     <w:basedOn w:val="12"/>
     <w:uiPriority w:val="63"/>
@@ -9445,7 +9453,7 @@
       </w:tcPr>
     </w:tblStylePr>
   </w:style>
-  <w:style w:type="table" w:styleId="63">
+  <w:style w:type="table" w:styleId="64">
     <w:name w:val="Medium Shading 1 Accent 4"/>
     <w:basedOn w:val="12"/>
     <w:uiPriority w:val="63"/>
@@ -9552,7 +9560,7 @@
       </w:tcPr>
     </w:tblStylePr>
   </w:style>
-  <w:style w:type="table" w:styleId="64">
+  <w:style w:type="table" w:styleId="65">
     <w:name w:val="Medium Shading 1 Accent 5"/>
     <w:basedOn w:val="12"/>
     <w:uiPriority w:val="63"/>
@@ -9659,7 +9667,7 @@
       </w:tcPr>
     </w:tblStylePr>
   </w:style>
-  <w:style w:type="table" w:styleId="65">
+  <w:style w:type="table" w:styleId="66">
     <w:name w:val="Medium Shading 1 Accent 6"/>
     <w:basedOn w:val="12"/>
     <w:uiPriority w:val="63"/>
@@ -9766,7 +9774,7 @@
       </w:tcPr>
     </w:tblStylePr>
   </w:style>
-  <w:style w:type="table" w:styleId="66">
+  <w:style w:type="table" w:styleId="67">
     <w:name w:val="Medium Shading 2"/>
     <w:basedOn w:val="12"/>
     <w:uiPriority w:val="64"/>
@@ -9931,7 +9939,7 @@
       </w:tcPr>
     </w:tblStylePr>
   </w:style>
-  <w:style w:type="table" w:styleId="67">
+  <w:style w:type="table" w:styleId="68">
     <w:name w:val="Medium Shading 2 Accent 1"/>
     <w:basedOn w:val="12"/>
     <w:uiPriority w:val="64"/>
@@ -10096,7 +10104,7 @@
       </w:tcPr>
     </w:tblStylePr>
   </w:style>
-  <w:style w:type="table" w:styleId="68">
+  <w:style w:type="table" w:styleId="69">
     <w:name w:val="Medium Shading 2 Accent 2"/>
     <w:basedOn w:val="12"/>
     <w:uiPriority w:val="64"/>
@@ -10261,7 +10269,7 @@
       </w:tcPr>
     </w:tblStylePr>
   </w:style>
-  <w:style w:type="table" w:styleId="69">
+  <w:style w:type="table" w:styleId="70">
     <w:name w:val="Medium Shading 2 Accent 3"/>
     <w:basedOn w:val="12"/>
     <w:uiPriority w:val="64"/>
@@ -10426,7 +10434,7 @@
       </w:tcPr>
     </w:tblStylePr>
   </w:style>
-  <w:style w:type="table" w:styleId="70">
+  <w:style w:type="table" w:styleId="71">
     <w:name w:val="Medium Shading 2 Accent 4"/>
     <w:basedOn w:val="12"/>
     <w:uiPriority w:val="64"/>
@@ -10591,7 +10599,7 @@
       </w:tcPr>
     </w:tblStylePr>
   </w:style>
-  <w:style w:type="table" w:styleId="71">
+  <w:style w:type="table" w:styleId="72">
     <w:name w:val="Medium Shading 2 Accent 5"/>
     <w:basedOn w:val="12"/>
     <w:uiPriority w:val="64"/>
@@ -10756,7 +10764,7 @@
       </w:tcPr>
     </w:tblStylePr>
   </w:style>
-  <w:style w:type="table" w:styleId="72">
+  <w:style w:type="table" w:styleId="73">
     <w:name w:val="Medium Shading 2 Accent 6"/>
     <w:basedOn w:val="12"/>
     <w:uiPriority w:val="64"/>
@@ -10921,7 +10929,7 @@
       </w:tcPr>
     </w:tblStylePr>
   </w:style>
-  <w:style w:type="table" w:styleId="73">
+  <w:style w:type="table" w:styleId="74">
     <w:name w:val="Medium List 1"/>
     <w:basedOn w:val="12"/>
     <w:uiPriority w:val="65"/>
@@ -11011,7 +11019,7 @@
       </w:tcPr>
     </w:tblStylePr>
   </w:style>
-  <w:style w:type="table" w:styleId="74">
+  <w:style w:type="table" w:styleId="75">
     <w:name w:val="Medium List 1 Accent 1"/>
     <w:basedOn w:val="12"/>
     <w:uiPriority w:val="65"/>
@@ -11101,7 +11109,7 @@
       </w:tcPr>
     </w:tblStylePr>
   </w:style>
-  <w:style w:type="table" w:styleId="75">
+  <w:style w:type="table" w:styleId="76">
     <w:name w:val="Medium List 1 Accent 2"/>
     <w:basedOn w:val="12"/>
     <w:uiPriority w:val="65"/>
@@ -11191,7 +11199,7 @@
       </w:tcPr>
     </w:tblStylePr>
   </w:style>
-  <w:style w:type="table" w:styleId="76">
+  <w:style w:type="table" w:styleId="77">
     <w:name w:val="Medium List 1 Accent 3"/>
     <w:basedOn w:val="12"/>
     <w:uiPriority w:val="65"/>
@@ -11281,7 +11289,7 @@
       </w:tcPr>
     </w:tblStylePr>
   </w:style>
-  <w:style w:type="table" w:styleId="77">
+  <w:style w:type="table" w:styleId="78">
     <w:name w:val="Medium List 1 Accent 4"/>
     <w:basedOn w:val="12"/>
     <w:uiPriority w:val="65"/>
@@ -11371,7 +11379,7 @@
       </w:tcPr>
     </w:tblStylePr>
   </w:style>
-  <w:style w:type="table" w:styleId="78">
+  <w:style w:type="table" w:styleId="79">
     <w:name w:val="Medium List 1 Accent 5"/>
     <w:basedOn w:val="12"/>
     <w:uiPriority w:val="65"/>
@@ -11461,7 +11469,7 @@
       </w:tcPr>
     </w:tblStylePr>
   </w:style>
-  <w:style w:type="table" w:styleId="79">
+  <w:style w:type="table" w:styleId="80">
     <w:name w:val="Medium List 1 Accent 6"/>
     <w:basedOn w:val="12"/>
     <w:uiPriority w:val="65"/>
@@ -11551,7 +11559,7 @@
       </w:tcPr>
     </w:tblStylePr>
   </w:style>
-  <w:style w:type="table" w:styleId="80">
+  <w:style w:type="table" w:styleId="81">
     <w:name w:val="Medium List 2"/>
     <w:basedOn w:val="12"/>
     <w:uiPriority w:val="66"/>
@@ -11680,7 +11688,7 @@
       </w:tcPr>
     </w:tblStylePr>
   </w:style>
-  <w:style w:type="table" w:styleId="81">
+  <w:style w:type="table" w:styleId="82">
     <w:name w:val="Medium List 2 Accent 1"/>
     <w:basedOn w:val="12"/>
     <w:uiPriority w:val="66"/>
@@ -11809,7 +11817,7 @@
       </w:tcPr>
     </w:tblStylePr>
   </w:style>
-  <w:style w:type="table" w:styleId="82">
+  <w:style w:type="table" w:styleId="83">
     <w:name w:val="Medium List 2 Accent 2"/>
     <w:basedOn w:val="12"/>
     <w:uiPriority w:val="66"/>
@@ -11938,7 +11946,7 @@
       </w:tcPr>
     </w:tblStylePr>
   </w:style>
-  <w:style w:type="table" w:styleId="83">
+  <w:style w:type="table" w:styleId="84">
     <w:name w:val="Medium List 2 Accent 3"/>
     <w:basedOn w:val="12"/>
     <w:uiPriority w:val="66"/>
@@ -12067,7 +12075,7 @@
       </w:tcPr>
     </w:tblStylePr>
   </w:style>
-  <w:style w:type="table" w:styleId="84">
+  <w:style w:type="table" w:styleId="85">
     <w:name w:val="Medium List 2 Accent 4"/>
     <w:basedOn w:val="12"/>
     <w:uiPriority w:val="66"/>
@@ -12196,7 +12204,7 @@
       </w:tcPr>
     </w:tblStylePr>
   </w:style>
-  <w:style w:type="table" w:styleId="85">
+  <w:style w:type="table" w:styleId="86">
     <w:name w:val="Medium List 2 Accent 5"/>
     <w:basedOn w:val="12"/>
     <w:uiPriority w:val="66"/>
@@ -12325,7 +12333,7 @@
       </w:tcPr>
     </w:tblStylePr>
   </w:style>
-  <w:style w:type="table" w:styleId="86">
+  <w:style w:type="table" w:styleId="87">
     <w:name w:val="Medium List 2 Accent 6"/>
     <w:basedOn w:val="12"/>
     <w:uiPriority w:val="66"/>
@@ -12454,7 +12462,7 @@
       </w:tcPr>
     </w:tblStylePr>
   </w:style>
-  <w:style w:type="table" w:styleId="87">
+  <w:style w:type="table" w:styleId="88">
     <w:name w:val="Medium Grid 1"/>
     <w:basedOn w:val="12"/>
     <w:uiPriority w:val="67"/>
@@ -12523,7 +12531,7 @@
       </w:tcPr>
     </w:tblStylePr>
   </w:style>
-  <w:style w:type="table" w:styleId="88">
+  <w:style w:type="table" w:styleId="89">
     <w:name w:val="Medium Grid 1 Accent 1"/>
     <w:basedOn w:val="12"/>
     <w:uiPriority w:val="67"/>
@@ -12592,7 +12600,7 @@
       </w:tcPr>
     </w:tblStylePr>
   </w:style>
-  <w:style w:type="table" w:styleId="89">
+  <w:style w:type="table" w:styleId="90">
     <w:name w:val="Medium Grid 1 Accent 2"/>
     <w:basedOn w:val="12"/>
     <w:uiPriority w:val="67"/>
@@ -12661,7 +12669,7 @@
       </w:tcPr>
     </w:tblStylePr>
   </w:style>
-  <w:style w:type="table" w:styleId="90">
+  <w:style w:type="table" w:styleId="91">
     <w:name w:val="Medium Grid 1 Accent 3"/>
     <w:basedOn w:val="12"/>
     <w:uiPriority w:val="67"/>
@@ -12730,7 +12738,7 @@
       </w:tcPr>
     </w:tblStylePr>
   </w:style>
-  <w:style w:type="table" w:styleId="91">
+  <w:style w:type="table" w:styleId="92">
     <w:name w:val="Medium Grid 1 Accent 4"/>
     <w:basedOn w:val="12"/>
     <w:uiPriority w:val="67"/>
@@ -12799,7 +12807,7 @@
       </w:tcPr>
     </w:tblStylePr>
   </w:style>
-  <w:style w:type="table" w:styleId="92">
+  <w:style w:type="table" w:styleId="93">
     <w:name w:val="Medium Grid 1 Accent 5"/>
     <w:basedOn w:val="12"/>
     <w:uiPriority w:val="67"/>
@@ -12868,7 +12876,7 @@
       </w:tcPr>
     </w:tblStylePr>
   </w:style>
-  <w:style w:type="table" w:styleId="93">
+  <w:style w:type="table" w:styleId="94">
     <w:name w:val="Medium Grid 1 Accent 6"/>
     <w:basedOn w:val="12"/>
     <w:uiPriority w:val="67"/>
@@ -12937,7 +12945,7 @@
       </w:tcPr>
     </w:tblStylePr>
   </w:style>
-  <w:style w:type="table" w:styleId="94">
+  <w:style w:type="table" w:styleId="95">
     <w:name w:val="Medium Grid 2"/>
     <w:basedOn w:val="12"/>
     <w:uiPriority w:val="68"/>
@@ -13083,7 +13091,7 @@
       </w:tcPr>
     </w:tblStylePr>
   </w:style>
-  <w:style w:type="table" w:styleId="95">
+  <w:style w:type="table" w:styleId="96">
     <w:name w:val="Medium Grid 2 Accent 1"/>
     <w:basedOn w:val="12"/>
     <w:uiPriority w:val="68"/>
@@ -13229,7 +13237,7 @@
       </w:tcPr>
     </w:tblStylePr>
   </w:style>
-  <w:style w:type="table" w:styleId="96">
+  <w:style w:type="table" w:styleId="97">
     <w:name w:val="Medium Grid 2 Accent 2"/>
     <w:basedOn w:val="12"/>
     <w:uiPriority w:val="68"/>
@@ -13375,7 +13383,7 @@
       </w:tcPr>
     </w:tblStylePr>
   </w:style>
-  <w:style w:type="table" w:styleId="97">
+  <w:style w:type="table" w:styleId="98">
     <w:name w:val="Medium Grid 2 Accent 3"/>
     <w:basedOn w:val="12"/>
     <w:uiPriority w:val="68"/>
@@ -13521,7 +13529,7 @@
       </w:tcPr>
     </w:tblStylePr>
   </w:style>
-  <w:style w:type="table" w:styleId="98">
+  <w:style w:type="table" w:styleId="99">
     <w:name w:val="Medium Grid 2 Accent 4"/>
     <w:basedOn w:val="12"/>
     <w:uiPriority w:val="68"/>
@@ -13667,7 +13675,7 @@
       </w:tcPr>
     </w:tblStylePr>
   </w:style>
-  <w:style w:type="table" w:styleId="99">
+  <w:style w:type="table" w:styleId="100">
     <w:name w:val="Medium Grid 2 Accent 5"/>
     <w:basedOn w:val="12"/>
     <w:uiPriority w:val="68"/>
@@ -13813,7 +13821,7 @@
       </w:tcPr>
     </w:tblStylePr>
   </w:style>
-  <w:style w:type="table" w:styleId="100">
+  <w:style w:type="table" w:styleId="101">
     <w:name w:val="Medium Grid 2 Accent 6"/>
     <w:basedOn w:val="12"/>
     <w:uiPriority w:val="68"/>
@@ -13959,7 +13967,7 @@
       </w:tcPr>
     </w:tblStylePr>
   </w:style>
-  <w:style w:type="table" w:styleId="101">
+  <w:style w:type="table" w:styleId="102">
     <w:name w:val="Medium Grid 3"/>
     <w:basedOn w:val="12"/>
     <w:uiPriority w:val="69"/>
@@ -14116,7 +14124,7 @@
       </w:tcPr>
     </w:tblStylePr>
   </w:style>
-  <w:style w:type="table" w:styleId="102">
+  <w:style w:type="table" w:styleId="103">
     <w:name w:val="Medium Grid 3 Accent 1"/>
     <w:basedOn w:val="12"/>
     <w:uiPriority w:val="69"/>
@@ -14273,7 +14281,7 @@
       </w:tcPr>
     </w:tblStylePr>
   </w:style>
-  <w:style w:type="table" w:styleId="103">
+  <w:style w:type="table" w:styleId="104">
     <w:name w:val="Medium Grid 3 Accent 2"/>
     <w:basedOn w:val="12"/>
     <w:uiPriority w:val="69"/>
@@ -14430,7 +14438,7 @@
       </w:tcPr>
     </w:tblStylePr>
   </w:style>
-  <w:style w:type="table" w:styleId="104">
+  <w:style w:type="table" w:styleId="105">
     <w:name w:val="Medium Grid 3 Accent 3"/>
     <w:basedOn w:val="12"/>
     <w:uiPriority w:val="69"/>
@@ -14587,7 +14595,7 @@
       </w:tcPr>
     </w:tblStylePr>
   </w:style>
-  <w:style w:type="table" w:styleId="105">
+  <w:style w:type="table" w:styleId="106">
     <w:name w:val="Medium Grid 3 Accent 4"/>
     <w:basedOn w:val="12"/>
     <w:uiPriority w:val="69"/>
@@ -14744,7 +14752,7 @@
       </w:tcPr>
     </w:tblStylePr>
   </w:style>
-  <w:style w:type="table" w:styleId="106">
+  <w:style w:type="table" w:styleId="107">
     <w:name w:val="Medium Grid 3 Accent 5"/>
     <w:basedOn w:val="12"/>
     <w:uiPriority w:val="69"/>
@@ -14901,7 +14909,7 @@
       </w:tcPr>
     </w:tblStylePr>
   </w:style>
-  <w:style w:type="table" w:styleId="107">
+  <w:style w:type="table" w:styleId="108">
     <w:name w:val="Medium Grid 3 Accent 6"/>
     <w:basedOn w:val="12"/>
     <w:uiPriority w:val="69"/>
@@ -15058,7 +15066,7 @@
       </w:tcPr>
     </w:tblStylePr>
   </w:style>
-  <w:style w:type="table" w:styleId="108">
+  <w:style w:type="table" w:styleId="109">
     <w:name w:val="Dark List"/>
     <w:basedOn w:val="12"/>
     <w:uiPriority w:val="70"/>
@@ -15173,7 +15181,7 @@
       </w:tcPr>
     </w:tblStylePr>
   </w:style>
-  <w:style w:type="table" w:styleId="109">
+  <w:style w:type="table" w:styleId="110">
     <w:name w:val="Dark List Accent 1"/>
     <w:basedOn w:val="12"/>
     <w:uiPriority w:val="70"/>
@@ -15288,7 +15296,7 @@
       </w:tcPr>
     </w:tblStylePr>
   </w:style>
-  <w:style w:type="table" w:styleId="110">
+  <w:style w:type="table" w:styleId="111">
     <w:name w:val="Dark List Accent 2"/>
     <w:basedOn w:val="12"/>
     <w:uiPriority w:val="70"/>
@@ -15403,7 +15411,7 @@
       </w:tcPr>
     </w:tblStylePr>
   </w:style>
-  <w:style w:type="table" w:styleId="111">
+  <w:style w:type="table" w:styleId="112">
     <w:name w:val="Dark List Accent 3"/>
     <w:basedOn w:val="12"/>
     <w:uiPriority w:val="70"/>
@@ -15518,7 +15526,7 @@
       </w:tcPr>
     </w:tblStylePr>
   </w:style>
-  <w:style w:type="table" w:styleId="112">
+  <w:style w:type="table" w:styleId="113">
     <w:name w:val="Dark List Accent 4"/>
     <w:basedOn w:val="12"/>
     <w:uiPriority w:val="70"/>
@@ -15633,7 +15641,7 @@
       </w:tcPr>
     </w:tblStylePr>
   </w:style>
-  <w:style w:type="table" w:styleId="113">
+  <w:style w:type="table" w:styleId="114">
     <w:name w:val="Dark List Accent 5"/>
     <w:basedOn w:val="12"/>
     <w:uiPriority w:val="70"/>
@@ -15748,7 +15756,7 @@
       </w:tcPr>
     </w:tblStylePr>
   </w:style>
-  <w:style w:type="table" w:styleId="114">
+  <w:style w:type="table" w:styleId="115">
     <w:name w:val="Dark List Accent 6"/>
     <w:basedOn w:val="12"/>
     <w:uiPriority w:val="70"/>
@@ -15863,7 +15871,7 @@
       </w:tcPr>
     </w:tblStylePr>
   </w:style>
-  <w:style w:type="table" w:styleId="115">
+  <w:style w:type="table" w:styleId="116">
     <w:name w:val="Colorful Shading"/>
     <w:basedOn w:val="12"/>
     <w:uiPriority w:val="71"/>
@@ -16011,7 +16019,7 @@
       </w:rPr>
     </w:tblStylePr>
   </w:style>
-  <w:style w:type="table" w:styleId="116">
+  <w:style w:type="table" w:styleId="117">
     <w:name w:val="Colorful Shading Accent 1"/>
     <w:basedOn w:val="12"/>
     <w:uiPriority w:val="71"/>
@@ -16159,7 +16167,7 @@
       </w:rPr>
     </w:tblStylePr>
   </w:style>
-  <w:style w:type="table" w:styleId="117">
+  <w:style w:type="table" w:styleId="118">
     <w:name w:val="Colorful Shading Accent 2"/>
     <w:basedOn w:val="12"/>
     <w:uiPriority w:val="71"/>
@@ -16307,7 +16315,7 @@
       </w:rPr>
     </w:tblStylePr>
   </w:style>
-  <w:style w:type="table" w:styleId="118">
+  <w:style w:type="table" w:styleId="119">
     <w:name w:val="Colorful Shading Accent 3"/>
     <w:basedOn w:val="12"/>
     <w:uiPriority w:val="71"/>
@@ -16435,7 +16443,7 @@
       </w:tcPr>
     </w:tblStylePr>
   </w:style>
-  <w:style w:type="table" w:styleId="119">
+  <w:style w:type="table" w:styleId="120">
     <w:name w:val="Colorful Shading Accent 4"/>
     <w:basedOn w:val="12"/>
     <w:uiPriority w:val="71"/>
@@ -16583,7 +16591,7 @@
       </w:rPr>
     </w:tblStylePr>
   </w:style>
-  <w:style w:type="table" w:styleId="120">
+  <w:style w:type="table" w:styleId="121">
     <w:name w:val="Colorful Shading Accent 5"/>
     <w:basedOn w:val="12"/>
     <w:uiPriority w:val="71"/>
@@ -16731,7 +16739,7 @@
       </w:rPr>
     </w:tblStylePr>
   </w:style>
-  <w:style w:type="table" w:styleId="121">
+  <w:style w:type="table" w:styleId="122">
     <w:name w:val="Colorful Shading Accent 6"/>
     <w:basedOn w:val="12"/>
     <w:uiPriority w:val="71"/>
@@ -16879,7 +16887,7 @@
       </w:rPr>
     </w:tblStylePr>
   </w:style>
-  <w:style w:type="table" w:styleId="122">
+  <w:style w:type="table" w:styleId="123">
     <w:name w:val="Colorful List"/>
     <w:basedOn w:val="12"/>
     <w:uiPriority w:val="72"/>
@@ -16971,7 +16979,7 @@
       </w:tcPr>
     </w:tblStylePr>
   </w:style>
-  <w:style w:type="table" w:styleId="123">
+  <w:style w:type="table" w:styleId="124">
     <w:name w:val="Colorful List Accent 1"/>
     <w:basedOn w:val="12"/>
     <w:uiPriority w:val="72"/>
@@ -17063,7 +17071,7 @@
       </w:tcPr>
     </w:tblStylePr>
   </w:style>
-  <w:style w:type="table" w:styleId="124">
+  <w:style w:type="table" w:styleId="125">
     <w:name w:val="Colorful List Accent 2"/>
     <w:basedOn w:val="12"/>
     <w:uiPriority w:val="72"/>
@@ -17155,7 +17163,7 @@
       </w:tcPr>
     </w:tblStylePr>
   </w:style>
-  <w:style w:type="table" w:styleId="125">
+  <w:style w:type="table" w:styleId="126">
     <w:name w:val="Colorful List Accent 3"/>
     <w:basedOn w:val="12"/>
     <w:uiPriority w:val="72"/>
@@ -17247,7 +17255,7 @@
       </w:tcPr>
     </w:tblStylePr>
   </w:style>
-  <w:style w:type="table" w:styleId="126">
+  <w:style w:type="table" w:styleId="127">
     <w:name w:val="Colorful List Accent 4"/>
     <w:basedOn w:val="12"/>
     <w:uiPriority w:val="72"/>
@@ -17339,7 +17347,7 @@
       </w:tcPr>
     </w:tblStylePr>
   </w:style>
-  <w:style w:type="table" w:styleId="127">
+  <w:style w:type="table" w:styleId="128">
     <w:name w:val="Colorful List Accent 5"/>
     <w:basedOn w:val="12"/>
     <w:uiPriority w:val="72"/>
@@ -17431,7 +17439,7 @@
       </w:tcPr>
     </w:tblStylePr>
   </w:style>
-  <w:style w:type="table" w:styleId="128">
+  <w:style w:type="table" w:styleId="129">
     <w:name w:val="Colorful List Accent 6"/>
     <w:basedOn w:val="12"/>
     <w:uiPriority w:val="72"/>
@@ -17523,7 +17531,7 @@
       </w:tcPr>
     </w:tblStylePr>
   </w:style>
-  <w:style w:type="table" w:styleId="129">
+  <w:style w:type="table" w:styleId="130">
     <w:name w:val="Colorful Grid"/>
     <w:basedOn w:val="12"/>
     <w:uiPriority w:val="73"/>
@@ -17619,7 +17627,7 @@
       </w:tcPr>
     </w:tblStylePr>
   </w:style>
-  <w:style w:type="table" w:styleId="130">
+  <w:style w:type="table" w:styleId="131">
     <w:name w:val="Colorful Grid Accent 1"/>
     <w:basedOn w:val="12"/>
     <w:uiPriority w:val="73"/>
@@ -17715,7 +17723,7 @@
       </w:tcPr>
     </w:tblStylePr>
   </w:style>
-  <w:style w:type="table" w:styleId="131">
+  <w:style w:type="table" w:styleId="132">
     <w:name w:val="Colorful Grid Accent 2"/>
     <w:basedOn w:val="12"/>
     <w:uiPriority w:val="73"/>
@@ -17811,7 +17819,7 @@
       </w:tcPr>
     </w:tblStylePr>
   </w:style>
-  <w:style w:type="table" w:styleId="132">
+  <w:style w:type="table" w:styleId="133">
     <w:name w:val="Colorful Grid Accent 3"/>
     <w:basedOn w:val="12"/>
     <w:uiPriority w:val="73"/>
@@ -17907,7 +17915,7 @@
       </w:tcPr>
     </w:tblStylePr>
   </w:style>
-  <w:style w:type="table" w:styleId="133">
+  <w:style w:type="table" w:styleId="134">
     <w:name w:val="Colorful Grid Accent 4"/>
     <w:basedOn w:val="12"/>
     <w:uiPriority w:val="73"/>
@@ -18003,7 +18011,7 @@
       </w:tcPr>
     </w:tblStylePr>
   </w:style>
-  <w:style w:type="table" w:styleId="134">
+  <w:style w:type="table" w:styleId="135">
     <w:name w:val="Colorful Grid Accent 5"/>
     <w:basedOn w:val="12"/>
     <w:uiPriority w:val="73"/>
@@ -18099,7 +18107,7 @@
       </w:tcPr>
     </w:tblStylePr>
   </w:style>
-  <w:style w:type="table" w:styleId="135">
+  <w:style w:type="table" w:styleId="136">
     <w:name w:val="Colorful Grid Accent 6"/>
     <w:basedOn w:val="12"/>
     <w:uiPriority w:val="73"/>
@@ -18195,19 +18203,19 @@
       </w:tcPr>
     </w:tblStylePr>
   </w:style>
-  <w:style w:type="character" w:customStyle="1" w:styleId="136">
+  <w:style w:type="character" w:customStyle="1" w:styleId="137">
     <w:name w:val="Header Char"/>
+    <w:basedOn w:val="11"/>
+    <w:link w:val="20"/>
+    <w:uiPriority w:val="99"/>
+  </w:style>
+  <w:style w:type="character" w:customStyle="1" w:styleId="138">
+    <w:name w:val="Footer Char"/>
     <w:basedOn w:val="11"/>
     <w:link w:val="19"/>
     <w:uiPriority w:val="99"/>
   </w:style>
-  <w:style w:type="character" w:customStyle="1" w:styleId="137">
-    <w:name w:val="Footer Char"/>
-    <w:basedOn w:val="11"/>
-    <w:link w:val="18"/>
-    <w:uiPriority w:val="99"/>
-  </w:style>
-  <w:style w:type="paragraph" w:styleId="138">
+  <w:style w:type="paragraph" w:styleId="139">
     <w:name w:val="No Spacing"/>
     <w:qFormat/>
     <w:uiPriority w:val="1"/>
@@ -18221,7 +18229,7 @@
       <w:lang w:val="en-US" w:eastAsia="en-US" w:bidi="ar-SA"/>
     </w:rPr>
   </w:style>
-  <w:style w:type="character" w:customStyle="1" w:styleId="139">
+  <w:style w:type="character" w:customStyle="1" w:styleId="140">
     <w:name w:val="Heading 1 Char"/>
     <w:basedOn w:val="11"/>
     <w:link w:val="2"/>
@@ -18235,7 +18243,7 @@
       <w:szCs w:val="28"/>
     </w:rPr>
   </w:style>
-  <w:style w:type="character" w:customStyle="1" w:styleId="140">
+  <w:style w:type="character" w:customStyle="1" w:styleId="141">
     <w:name w:val="Heading 2 Char"/>
     <w:basedOn w:val="11"/>
     <w:link w:val="3"/>
@@ -18254,7 +18262,7 @@
       </w14:textFill>
     </w:rPr>
   </w:style>
-  <w:style w:type="character" w:customStyle="1" w:styleId="141">
+  <w:style w:type="character" w:customStyle="1" w:styleId="142">
     <w:name w:val="Heading 3 Char"/>
     <w:basedOn w:val="11"/>
     <w:link w:val="4"/>
@@ -18271,10 +18279,10 @@
       </w14:textFill>
     </w:rPr>
   </w:style>
-  <w:style w:type="character" w:customStyle="1" w:styleId="142">
+  <w:style w:type="character" w:customStyle="1" w:styleId="143">
     <w:name w:val="Title Char"/>
     <w:basedOn w:val="11"/>
-    <w:link w:val="37"/>
+    <w:link w:val="38"/>
     <w:uiPriority w:val="10"/>
     <w:rPr>
       <w:rFonts w:asciiTheme="majorHAnsi" w:hAnsiTheme="majorHAnsi" w:eastAsiaTheme="majorEastAsia" w:cstheme="majorBidi"/>
@@ -18285,10 +18293,10 @@
       <w:szCs w:val="52"/>
     </w:rPr>
   </w:style>
-  <w:style w:type="character" w:customStyle="1" w:styleId="143">
+  <w:style w:type="character" w:customStyle="1" w:styleId="144">
     <w:name w:val="Subtitle Char"/>
     <w:basedOn w:val="11"/>
-    <w:link w:val="35"/>
+    <w:link w:val="36"/>
     <w:uiPriority w:val="11"/>
     <w:rPr>
       <w:rFonts w:asciiTheme="majorHAnsi" w:hAnsiTheme="majorHAnsi" w:eastAsiaTheme="majorEastAsia" w:cstheme="majorBidi"/>
@@ -18305,7 +18313,7 @@
       </w14:textFill>
     </w:rPr>
   </w:style>
-  <w:style w:type="paragraph" w:styleId="144">
+  <w:style w:type="paragraph" w:styleId="145">
     <w:name w:val="List Paragraph"/>
     <w:basedOn w:val="1"/>
     <w:qFormat/>
@@ -18315,19 +18323,19 @@
       <w:contextualSpacing/>
     </w:pPr>
   </w:style>
-  <w:style w:type="character" w:customStyle="1" w:styleId="145">
+  <w:style w:type="character" w:customStyle="1" w:styleId="146">
     <w:name w:val="Body Text Char"/>
     <w:basedOn w:val="11"/>
     <w:link w:val="13"/>
     <w:uiPriority w:val="99"/>
   </w:style>
-  <w:style w:type="character" w:customStyle="1" w:styleId="146">
+  <w:style w:type="character" w:customStyle="1" w:styleId="147">
     <w:name w:val="Body Text 2 Char"/>
     <w:basedOn w:val="11"/>
     <w:link w:val="14"/>
     <w:uiPriority w:val="99"/>
   </w:style>
-  <w:style w:type="character" w:customStyle="1" w:styleId="147">
+  <w:style w:type="character" w:customStyle="1" w:styleId="148">
     <w:name w:val="Body Text 3 Char"/>
     <w:basedOn w:val="11"/>
     <w:link w:val="15"/>
@@ -18337,10 +18345,10 @@
       <w:szCs w:val="16"/>
     </w:rPr>
   </w:style>
-  <w:style w:type="character" w:customStyle="1" w:styleId="148">
+  <w:style w:type="character" w:customStyle="1" w:styleId="149">
     <w:name w:val="Macro Text Char"/>
     <w:basedOn w:val="11"/>
-    <w:link w:val="33"/>
+    <w:link w:val="34"/>
     <w:uiPriority w:val="99"/>
     <w:rPr>
       <w:rFonts w:ascii="Courier" w:hAnsi="Courier"/>
@@ -18348,11 +18356,11 @@
       <w:szCs w:val="20"/>
     </w:rPr>
   </w:style>
-  <w:style w:type="paragraph" w:styleId="149">
+  <w:style w:type="paragraph" w:styleId="150">
     <w:name w:val="Quote"/>
     <w:basedOn w:val="1"/>
     <w:next w:val="1"/>
-    <w:link w:val="150"/>
+    <w:link w:val="151"/>
     <w:qFormat/>
     <w:uiPriority w:val="29"/>
     <w:rPr>
@@ -18366,10 +18374,10 @@
       </w14:textFill>
     </w:rPr>
   </w:style>
-  <w:style w:type="character" w:customStyle="1" w:styleId="150">
+  <w:style w:type="character" w:customStyle="1" w:styleId="151">
     <w:name w:val="Quote Char"/>
     <w:basedOn w:val="11"/>
-    <w:link w:val="149"/>
+    <w:link w:val="150"/>
     <w:uiPriority w:val="29"/>
     <w:rPr>
       <w:i/>
@@ -18382,7 +18390,7 @@
       </w14:textFill>
     </w:rPr>
   </w:style>
-  <w:style w:type="character" w:customStyle="1" w:styleId="151">
+  <w:style w:type="character" w:customStyle="1" w:styleId="152">
     <w:name w:val="Heading 4 Char"/>
     <w:basedOn w:val="11"/>
     <w:link w:val="5"/>
@@ -18402,7 +18410,7 @@
       </w14:textFill>
     </w:rPr>
   </w:style>
-  <w:style w:type="character" w:customStyle="1" w:styleId="152">
+  <w:style w:type="character" w:customStyle="1" w:styleId="153">
     <w:name w:val="Heading 5 Char"/>
     <w:basedOn w:val="11"/>
     <w:link w:val="6"/>
@@ -18413,7 +18421,7 @@
       <w:color w:val="254061" w:themeColor="accent1" w:themeShade="80"/>
     </w:rPr>
   </w:style>
-  <w:style w:type="character" w:customStyle="1" w:styleId="153">
+  <w:style w:type="character" w:customStyle="1" w:styleId="154">
     <w:name w:val="Heading 6 Char"/>
     <w:basedOn w:val="11"/>
     <w:link w:val="7"/>
@@ -18426,7 +18434,7 @@
       <w:color w:val="254061" w:themeColor="accent1" w:themeShade="80"/>
     </w:rPr>
   </w:style>
-  <w:style w:type="character" w:customStyle="1" w:styleId="154">
+  <w:style w:type="character" w:customStyle="1" w:styleId="155">
     <w:name w:val="Heading 7 Char"/>
     <w:basedOn w:val="11"/>
     <w:link w:val="8"/>
@@ -18447,7 +18455,7 @@
       </w14:textFill>
     </w:rPr>
   </w:style>
-  <w:style w:type="character" w:customStyle="1" w:styleId="155">
+  <w:style w:type="character" w:customStyle="1" w:styleId="156">
     <w:name w:val="Heading 8 Char"/>
     <w:basedOn w:val="11"/>
     <w:link w:val="9"/>
@@ -18465,7 +18473,7 @@
       </w14:textFill>
     </w:rPr>
   </w:style>
-  <w:style w:type="character" w:customStyle="1" w:styleId="156">
+  <w:style w:type="character" w:customStyle="1" w:styleId="157">
     <w:name w:val="Heading 9 Char"/>
     <w:basedOn w:val="11"/>
     <w:link w:val="10"/>
@@ -18488,11 +18496,11 @@
       </w14:textFill>
     </w:rPr>
   </w:style>
-  <w:style w:type="paragraph" w:styleId="157">
+  <w:style w:type="paragraph" w:styleId="158">
     <w:name w:val="Intense Quote"/>
     <w:basedOn w:val="1"/>
     <w:next w:val="1"/>
-    <w:link w:val="158"/>
+    <w:link w:val="159"/>
     <w:qFormat/>
     <w:uiPriority w:val="30"/>
     <w:pPr>
@@ -18515,10 +18523,10 @@
       </w14:textFill>
     </w:rPr>
   </w:style>
-  <w:style w:type="character" w:customStyle="1" w:styleId="158">
+  <w:style w:type="character" w:customStyle="1" w:styleId="159">
     <w:name w:val="Intense Quote Char"/>
     <w:basedOn w:val="11"/>
-    <w:link w:val="157"/>
+    <w:link w:val="158"/>
     <w:uiPriority w:val="30"/>
     <w:rPr>
       <w:b/>
@@ -18533,7 +18541,7 @@
       </w14:textFill>
     </w:rPr>
   </w:style>
-  <w:style w:type="character" w:customStyle="1" w:styleId="159">
+  <w:style w:type="character" w:customStyle="1" w:styleId="160">
     <w:name w:val="Subtle Emphasis"/>
     <w:basedOn w:val="11"/>
     <w:qFormat/>
@@ -18552,7 +18560,7 @@
       </w14:textFill>
     </w:rPr>
   </w:style>
-  <w:style w:type="character" w:customStyle="1" w:styleId="160">
+  <w:style w:type="character" w:customStyle="1" w:styleId="161">
     <w:name w:val="Intense Emphasis"/>
     <w:basedOn w:val="11"/>
     <w:qFormat/>
@@ -18570,7 +18578,7 @@
       </w14:textFill>
     </w:rPr>
   </w:style>
-  <w:style w:type="character" w:customStyle="1" w:styleId="161">
+  <w:style w:type="character" w:customStyle="1" w:styleId="162">
     <w:name w:val="Subtle Reference"/>
     <w:basedOn w:val="11"/>
     <w:qFormat/>
@@ -18586,7 +18594,7 @@
       </w14:textFill>
     </w:rPr>
   </w:style>
-  <w:style w:type="character" w:customStyle="1" w:styleId="162">
+  <w:style w:type="character" w:customStyle="1" w:styleId="163">
     <w:name w:val="Intense Reference"/>
     <w:basedOn w:val="11"/>
     <w:qFormat/>
@@ -18605,7 +18613,7 @@
       </w14:textFill>
     </w:rPr>
   </w:style>
-  <w:style w:type="character" w:customStyle="1" w:styleId="163">
+  <w:style w:type="character" w:customStyle="1" w:styleId="164">
     <w:name w:val="Book Title"/>
     <w:basedOn w:val="11"/>
     <w:qFormat/>
@@ -18617,7 +18625,7 @@
       <w:spacing w:val="5"/>
     </w:rPr>
   </w:style>
-  <w:style w:type="paragraph" w:customStyle="1" w:styleId="164">
+  <w:style w:type="paragraph" w:customStyle="1" w:styleId="165">
     <w:name w:val="TOC Heading"/>
     <w:basedOn w:val="2"/>
     <w:next w:val="1"/>

--- a/results/20260726_202759/Dynamic_Context_Experiment_Guide-result.docx
+++ b/results/20260726_202759/Dynamic_Context_Experiment_Guide-result.docx
@@ -1460,8 +1460,6 @@
           </w14:textFill>
         </w:rPr>
       </w:pPr>
-      <w:bookmarkStart w:id="0" w:name="_GoBack"/>
-      <w:bookmarkEnd w:id="0"/>
       <w:r>
         <w:rPr>
           <w:rFonts w:hint="default" w:eastAsia="Noto Sans SC Thin" w:asciiTheme="minorAscii" w:hAnsiTheme="minorAscii"/>
@@ -2003,6 +2001,7 @@
         <w:pStyle w:val="2"/>
         <w:keepNext/>
         <w:numPr>
+          <w:ilvl w:val="0"/>
           <w:numId w:val="0"/>
         </w:numPr>
         <w:ind w:leftChars="0"/>
@@ -2034,7 +2033,7 @@
             </w14:solidFill>
           </w14:textFill>
         </w:rPr>
-        <w:t>4.</w:t>
+        <w:t xml:space="preserve">4. </w:t>
       </w:r>
       <w:r>
         <w:rPr>
@@ -4019,24 +4018,20 @@
               <w:jc w:val="center"/>
               <w:textAlignment w:val="bottom"/>
               <w:rPr>
-                <w:rFonts w:hint="default" w:eastAsia="Noto Sans SC Thin" w:cs="Noto Sans SC Thin" w:asciiTheme="minorAscii" w:hAnsiTheme="minorAscii"/>
-                <w:sz w:val="20"/>
-                <w:szCs w:val="20"/>
+                <w:rFonts w:hint="eastAsia" w:eastAsia="Noto Sans SC Thin" w:cs="Noto Sans SC Thin" w:asciiTheme="minorAscii" w:hAnsiTheme="minorAscii"/>
+                <w:sz w:val="20"/>
+                <w:szCs w:val="20"/>
+                <w:lang w:val="en-US" w:eastAsia="zh-CN"/>
               </w:rPr>
             </w:pPr>
             <w:r>
               <w:rPr>
-                <w:rFonts w:hint="default" w:eastAsia="Noto Sans SC Thin" w:cs="Noto Sans SC Thin" w:asciiTheme="minorAscii" w:hAnsiTheme="minorAscii"/>
-                <w:i w:val="0"/>
-                <w:iCs w:val="0"/>
-                <w:color w:val="000000"/>
-                <w:kern w:val="0"/>
-                <w:sz w:val="20"/>
-                <w:szCs w:val="20"/>
-                <w:u w:val="none"/>
-                <w:lang w:val="en-US" w:eastAsia="zh-CN" w:bidi="ar"/>
-              </w:rPr>
-              <w:t>0</w:t>
+                <w:rFonts w:hint="eastAsia" w:cs="Noto Sans SC Thin" w:asciiTheme="minorAscii" w:hAnsiTheme="minorAscii"/>
+                <w:sz w:val="20"/>
+                <w:szCs w:val="20"/>
+                <w:lang w:val="en-US" w:eastAsia="zh-CN"/>
+              </w:rPr>
+              <w:t>-</w:t>
             </w:r>
           </w:p>
         </w:tc>
@@ -4092,24 +4087,20 @@
               <w:jc w:val="center"/>
               <w:textAlignment w:val="bottom"/>
               <w:rPr>
-                <w:rFonts w:hint="default" w:eastAsia="Noto Sans SC Thin" w:cs="Noto Sans SC Thin" w:asciiTheme="minorAscii" w:hAnsiTheme="minorAscii"/>
-                <w:sz w:val="20"/>
-                <w:szCs w:val="20"/>
+                <w:rFonts w:hint="eastAsia" w:eastAsia="Noto Sans SC Thin" w:cs="Noto Sans SC Thin" w:asciiTheme="minorAscii" w:hAnsiTheme="minorAscii"/>
+                <w:sz w:val="20"/>
+                <w:szCs w:val="20"/>
+                <w:lang w:val="en-US" w:eastAsia="zh-CN"/>
               </w:rPr>
             </w:pPr>
             <w:r>
               <w:rPr>
-                <w:rFonts w:hint="default" w:eastAsia="Noto Sans SC Thin" w:cs="Noto Sans SC Thin" w:asciiTheme="minorAscii" w:hAnsiTheme="minorAscii"/>
-                <w:i w:val="0"/>
-                <w:iCs w:val="0"/>
-                <w:color w:val="000000"/>
-                <w:kern w:val="0"/>
-                <w:sz w:val="20"/>
-                <w:szCs w:val="20"/>
-                <w:u w:val="none"/>
-                <w:lang w:val="en-US" w:eastAsia="zh-CN" w:bidi="ar"/>
-              </w:rPr>
-              <w:t>0</w:t>
+                <w:rFonts w:hint="eastAsia" w:cs="Noto Sans SC Thin" w:asciiTheme="minorAscii" w:hAnsiTheme="minorAscii"/>
+                <w:sz w:val="20"/>
+                <w:szCs w:val="20"/>
+                <w:lang w:val="en-US" w:eastAsia="zh-CN"/>
+              </w:rPr>
+              <w:t>-</w:t>
             </w:r>
           </w:p>
         </w:tc>
@@ -5167,6 +5158,8 @@
                 <w:lang w:val="en-US" w:eastAsia="zh-CN"/>
               </w:rPr>
             </w:pPr>
+            <w:bookmarkStart w:id="0" w:name="_GoBack"/>
+            <w:bookmarkEnd w:id="0"/>
           </w:p>
         </w:tc>
       </w:tr>
@@ -5436,8 +5429,11 @@
       <w:pPr>
         <w:spacing w:after="40"/>
         <w:rPr>
-          <w:rFonts w:hint="default" w:asciiTheme="minorAscii" w:hAnsiTheme="minorAscii"/>
+          <w:rFonts w:hint="default" w:eastAsia="Noto Sans SC Thin" w:asciiTheme="minorAscii" w:hAnsiTheme="minorAscii"/>
+          <w:b w:val="0"/>
+          <w:i w:val="0"/>
           <w:color w:val="000000" w:themeColor="text1"/>
+          <w:sz w:val="21"/>
           <w14:textFill>
             <w14:solidFill>
               <w14:schemeClr w14:val="tx1"/>
@@ -5445,6 +5441,918 @@
           </w14:textFill>
         </w:rPr>
       </w:pPr>
+    </w:p>
+    <w:p>
+      <w:pPr>
+        <w:spacing w:after="40"/>
+        <w:rPr>
+          <w:rFonts w:hint="eastAsia" w:asciiTheme="minorAscii" w:hAnsiTheme="minorAscii"/>
+          <w:b w:val="0"/>
+          <w:i w:val="0"/>
+          <w:color w:val="000000" w:themeColor="text1"/>
+          <w:sz w:val="21"/>
+          <w:lang w:val="en-US" w:eastAsia="zh-CN"/>
+          <w14:textFill>
+            <w14:solidFill>
+              <w14:schemeClr w14:val="tx1"/>
+            </w14:solidFill>
+          </w14:textFill>
+        </w:rPr>
+      </w:pPr>
+      <w:r>
+        <w:rPr>
+          <w:rFonts w:hint="eastAsia" w:asciiTheme="minorAscii" w:hAnsiTheme="minorAscii"/>
+          <w:b w:val="0"/>
+          <w:i w:val="0"/>
+          <w:color w:val="000000" w:themeColor="text1"/>
+          <w:sz w:val="21"/>
+          <w:lang w:val="en-US" w:eastAsia="zh-CN"/>
+          <w14:textFill>
+            <w14:solidFill>
+              <w14:schemeClr w14:val="tx1"/>
+            </w14:solidFill>
+          </w14:textFill>
+        </w:rPr>
+        <w:t>各类型题目得分如下：</w:t>
+      </w:r>
+    </w:p>
+    <w:tbl>
+      <w:tblPr>
+        <w:tblStyle w:val="37"/>
+        <w:tblW w:w="0" w:type="auto"/>
+        <w:tblInd w:w="0" w:type="dxa"/>
+        <w:tblBorders>
+          <w:top w:val="single" w:color="auto" w:sz="4" w:space="0"/>
+          <w:left w:val="single" w:color="auto" w:sz="4" w:space="0"/>
+          <w:bottom w:val="single" w:color="auto" w:sz="4" w:space="0"/>
+          <w:right w:val="single" w:color="auto" w:sz="4" w:space="0"/>
+          <w:insideH w:val="single" w:color="auto" w:sz="4" w:space="0"/>
+          <w:insideV w:val="single" w:color="auto" w:sz="4" w:space="0"/>
+        </w:tblBorders>
+        <w:tblLayout w:type="fixed"/>
+        <w:tblCellMar>
+          <w:top w:w="0" w:type="dxa"/>
+          <w:left w:w="108" w:type="dxa"/>
+          <w:bottom w:w="0" w:type="dxa"/>
+          <w:right w:w="108" w:type="dxa"/>
+        </w:tblCellMar>
+      </w:tblPr>
+      <w:tblGrid>
+        <w:gridCol w:w="2019"/>
+        <w:gridCol w:w="2672"/>
+        <w:gridCol w:w="2259"/>
+        <w:gridCol w:w="2626"/>
+      </w:tblGrid>
+      <w:tr>
+        <w:trPr>
+          <w:trHeight w:val="583" w:hRule="atLeast"/>
+        </w:trPr>
+        <w:tc>
+          <w:tcPr>
+            <w:tcW w:w="2019" w:type="dxa"/>
+            <w:shd w:val="clear" w:color="auto" w:fill="DCE6F2" w:themeFill="accent1" w:themeFillTint="32"/>
+            <w:vAlign w:val="center"/>
+          </w:tcPr>
+          <w:p>
+            <w:pPr>
+              <w:spacing w:after="0" w:line="240" w:lineRule="auto"/>
+              <w:ind w:left="0" w:leftChars="0"/>
+              <w:jc w:val="center"/>
+              <w:rPr>
+                <w:rFonts w:hint="default" w:eastAsia="Noto Sans SC Thin" w:cs="Noto Sans SC Thin" w:asciiTheme="minorAscii" w:hAnsiTheme="minorAscii"/>
+                <w:b/>
+                <w:bCs/>
+                <w:sz w:val="20"/>
+                <w:szCs w:val="20"/>
+              </w:rPr>
+            </w:pPr>
+            <w:r>
+              <w:rPr>
+                <w:rFonts w:hint="default" w:eastAsia="Noto Sans SC Thin" w:cs="Noto Sans SC Thin" w:asciiTheme="minorAscii" w:hAnsiTheme="minorAscii"/>
+                <w:b/>
+                <w:bCs/>
+                <w:sz w:val="20"/>
+                <w:szCs w:val="20"/>
+                <w:lang w:val="en-US" w:eastAsia="zh-CN"/>
+              </w:rPr>
+              <w:t>Method</w:t>
+            </w:r>
+          </w:p>
+        </w:tc>
+        <w:tc>
+          <w:tcPr>
+            <w:tcW w:w="2672" w:type="dxa"/>
+            <w:shd w:val="clear" w:color="auto" w:fill="DCE6F2" w:themeFill="accent1" w:themeFillTint="32"/>
+            <w:vAlign w:val="center"/>
+          </w:tcPr>
+          <w:p>
+            <w:pPr>
+              <w:spacing w:after="0" w:line="240" w:lineRule="auto"/>
+              <w:ind w:left="0" w:leftChars="0"/>
+              <w:jc w:val="center"/>
+              <w:rPr>
+                <w:rFonts w:hint="default" w:eastAsia="Noto Sans SC Thin" w:cs="Noto Sans SC Thin" w:asciiTheme="minorAscii" w:hAnsiTheme="minorAscii"/>
+                <w:b/>
+                <w:bCs/>
+                <w:sz w:val="20"/>
+                <w:szCs w:val="20"/>
+              </w:rPr>
+            </w:pPr>
+            <w:r>
+              <w:rPr>
+                <w:rFonts w:hint="default" w:eastAsia="Noto Sans SC Thin" w:cs="Noto Sans SC Thin" w:asciiTheme="minorAscii" w:hAnsiTheme="minorAscii"/>
+                <w:b/>
+                <w:bCs/>
+                <w:sz w:val="20"/>
+                <w:szCs w:val="20"/>
+                <w:lang w:val="en-US" w:eastAsia="zh-CN"/>
+              </w:rPr>
+              <w:t>Book</w:t>
+            </w:r>
+          </w:p>
+        </w:tc>
+        <w:tc>
+          <w:tcPr>
+            <w:tcW w:w="2259" w:type="dxa"/>
+            <w:shd w:val="clear" w:color="auto" w:fill="DCE6F2" w:themeFill="accent1" w:themeFillTint="32"/>
+            <w:vAlign w:val="center"/>
+          </w:tcPr>
+          <w:p>
+            <w:pPr>
+              <w:spacing w:after="0" w:line="240" w:lineRule="auto"/>
+              <w:ind w:left="0" w:leftChars="0"/>
+              <w:jc w:val="center"/>
+              <w:rPr>
+                <w:rFonts w:hint="default" w:eastAsia="Noto Sans SC Thin" w:cs="Noto Sans SC Thin" w:asciiTheme="minorAscii" w:hAnsiTheme="minorAscii"/>
+                <w:b/>
+                <w:bCs/>
+                <w:sz w:val="20"/>
+                <w:szCs w:val="20"/>
+              </w:rPr>
+            </w:pPr>
+            <w:r>
+              <w:rPr>
+                <w:rFonts w:hint="default" w:eastAsia="Noto Sans SC Thin" w:cs="Noto Sans SC Thin" w:asciiTheme="minorAscii" w:hAnsiTheme="minorAscii"/>
+                <w:b/>
+                <w:bCs/>
+                <w:sz w:val="20"/>
+                <w:szCs w:val="20"/>
+                <w:lang w:val="en-US" w:eastAsia="zh-CN"/>
+              </w:rPr>
+              <w:t>General</w:t>
+            </w:r>
+          </w:p>
+        </w:tc>
+        <w:tc>
+          <w:tcPr>
+            <w:tcW w:w="2626" w:type="dxa"/>
+            <w:shd w:val="clear" w:color="auto" w:fill="DCE6F2" w:themeFill="accent1" w:themeFillTint="32"/>
+            <w:vAlign w:val="center"/>
+          </w:tcPr>
+          <w:p>
+            <w:pPr>
+              <w:spacing w:after="0" w:line="240" w:lineRule="auto"/>
+              <w:ind w:left="0" w:leftChars="0"/>
+              <w:jc w:val="center"/>
+              <w:rPr>
+                <w:rFonts w:hint="default" w:eastAsia="Noto Sans SC Thin" w:cs="Noto Sans SC Thin" w:asciiTheme="minorAscii" w:hAnsiTheme="minorAscii"/>
+                <w:b/>
+                <w:bCs/>
+                <w:sz w:val="20"/>
+                <w:szCs w:val="20"/>
+                <w:lang w:val="en-US"/>
+              </w:rPr>
+            </w:pPr>
+            <w:r>
+              <w:rPr>
+                <w:rFonts w:hint="default" w:eastAsia="Noto Sans SC Thin" w:cs="Noto Sans SC Thin" w:asciiTheme="minorAscii" w:hAnsiTheme="minorAscii"/>
+                <w:b/>
+                <w:bCs/>
+                <w:sz w:val="20"/>
+                <w:szCs w:val="20"/>
+                <w:lang w:val="en-US" w:eastAsia="zh-CN"/>
+              </w:rPr>
+              <w:t>Rewrite</w:t>
+            </w:r>
+          </w:p>
+        </w:tc>
+      </w:tr>
+      <w:tr>
+        <w:tc>
+          <w:tcPr>
+            <w:tcW w:w="2019" w:type="dxa"/>
+            <w:vAlign w:val="center"/>
+          </w:tcPr>
+          <w:p>
+            <w:pPr>
+              <w:spacing w:after="0" w:line="240" w:lineRule="auto"/>
+              <w:ind w:left="0" w:leftChars="0"/>
+              <w:jc w:val="center"/>
+              <w:rPr>
+                <w:rFonts w:hint="default" w:eastAsia="Noto Sans SC Thin" w:cs="Noto Sans SC Thin" w:asciiTheme="minorAscii" w:hAnsiTheme="minorAscii"/>
+                <w:sz w:val="20"/>
+                <w:szCs w:val="20"/>
+              </w:rPr>
+            </w:pPr>
+            <w:r>
+              <w:rPr>
+                <w:rFonts w:hint="default" w:eastAsia="Noto Sans SC Thin" w:cs="Noto Sans SC Thin" w:asciiTheme="minorAscii" w:hAnsiTheme="minorAscii"/>
+                <w:sz w:val="20"/>
+                <w:szCs w:val="20"/>
+                <w:lang w:val="en-US" w:eastAsia="zh-CN"/>
+              </w:rPr>
+              <w:t>Baseline</w:t>
+            </w:r>
+          </w:p>
+        </w:tc>
+        <w:tc>
+          <w:tcPr>
+            <w:tcW w:w="2672" w:type="dxa"/>
+            <w:vAlign w:val="center"/>
+          </w:tcPr>
+          <w:p>
+            <w:pPr>
+              <w:spacing w:after="0" w:line="240" w:lineRule="auto"/>
+              <w:ind w:left="0" w:leftChars="0"/>
+              <w:jc w:val="center"/>
+              <w:rPr>
+                <w:rFonts w:hint="default" w:eastAsia="Noto Sans SC Thin" w:cs="Noto Sans SC Thin" w:asciiTheme="minorAscii" w:hAnsiTheme="minorAscii"/>
+                <w:sz w:val="20"/>
+                <w:szCs w:val="20"/>
+              </w:rPr>
+            </w:pPr>
+            <w:r>
+              <w:rPr>
+                <w:rFonts w:hint="default" w:eastAsia="Noto Sans SC Thin" w:cs="Noto Sans SC Thin" w:asciiTheme="minorAscii" w:hAnsiTheme="minorAscii"/>
+                <w:sz w:val="20"/>
+                <w:szCs w:val="20"/>
+                <w:lang w:val="en-US" w:eastAsia="zh-CN"/>
+              </w:rPr>
+              <w:t>2.7</w:t>
+            </w:r>
+          </w:p>
+        </w:tc>
+        <w:tc>
+          <w:tcPr>
+            <w:tcW w:w="2259" w:type="dxa"/>
+            <w:vAlign w:val="center"/>
+          </w:tcPr>
+          <w:p>
+            <w:pPr>
+              <w:spacing w:after="0" w:line="240" w:lineRule="auto"/>
+              <w:ind w:left="0" w:leftChars="0"/>
+              <w:jc w:val="center"/>
+              <w:rPr>
+                <w:rFonts w:hint="default" w:eastAsia="Noto Sans SC Thin" w:cs="Noto Sans SC Thin" w:asciiTheme="minorAscii" w:hAnsiTheme="minorAscii"/>
+                <w:sz w:val="20"/>
+                <w:szCs w:val="20"/>
+              </w:rPr>
+            </w:pPr>
+            <w:r>
+              <w:rPr>
+                <w:rFonts w:hint="default" w:eastAsia="Noto Sans SC Thin" w:cs="Noto Sans SC Thin" w:asciiTheme="minorAscii" w:hAnsiTheme="minorAscii"/>
+                <w:sz w:val="20"/>
+                <w:szCs w:val="20"/>
+                <w:lang w:val="en-US" w:eastAsia="zh-CN"/>
+              </w:rPr>
+              <w:t>2.8</w:t>
+            </w:r>
+          </w:p>
+        </w:tc>
+        <w:tc>
+          <w:tcPr>
+            <w:tcW w:w="2626" w:type="dxa"/>
+            <w:vAlign w:val="center"/>
+          </w:tcPr>
+          <w:p>
+            <w:pPr>
+              <w:spacing w:after="0" w:line="240" w:lineRule="auto"/>
+              <w:ind w:left="0" w:leftChars="0"/>
+              <w:jc w:val="center"/>
+              <w:rPr>
+                <w:rFonts w:hint="default" w:eastAsia="Noto Sans SC Thin" w:cs="Noto Sans SC Thin" w:asciiTheme="minorAscii" w:hAnsiTheme="minorAscii"/>
+                <w:sz w:val="20"/>
+                <w:szCs w:val="20"/>
+                <w:lang w:val="en-US"/>
+              </w:rPr>
+            </w:pPr>
+            <w:r>
+              <w:rPr>
+                <w:rFonts w:hint="default" w:eastAsia="Noto Sans SC Thin" w:cs="Noto Sans SC Thin" w:asciiTheme="minorAscii" w:hAnsiTheme="minorAscii"/>
+                <w:sz w:val="20"/>
+                <w:szCs w:val="20"/>
+                <w:lang w:val="en-US" w:eastAsia="zh-CN"/>
+              </w:rPr>
+              <w:t>2.6</w:t>
+            </w:r>
+          </w:p>
+        </w:tc>
+      </w:tr>
+      <w:tr>
+        <w:tc>
+          <w:tcPr>
+            <w:tcW w:w="2019" w:type="dxa"/>
+            <w:vAlign w:val="center"/>
+          </w:tcPr>
+          <w:p>
+            <w:pPr>
+              <w:spacing w:after="0" w:line="240" w:lineRule="auto"/>
+              <w:ind w:left="0" w:leftChars="0"/>
+              <w:jc w:val="center"/>
+              <w:rPr>
+                <w:rFonts w:hint="default" w:eastAsia="Noto Sans SC Thin" w:cs="Noto Sans SC Thin" w:asciiTheme="minorAscii" w:hAnsiTheme="minorAscii"/>
+                <w:sz w:val="20"/>
+                <w:szCs w:val="20"/>
+              </w:rPr>
+            </w:pPr>
+            <w:r>
+              <w:rPr>
+                <w:rFonts w:hint="default" w:eastAsia="Noto Sans SC Thin" w:cs="Noto Sans SC Thin" w:asciiTheme="minorAscii" w:hAnsiTheme="minorAscii"/>
+                <w:sz w:val="20"/>
+                <w:szCs w:val="20"/>
+                <w:lang w:val="en-US" w:eastAsia="zh-CN"/>
+              </w:rPr>
+              <w:t>Standard</w:t>
+            </w:r>
+          </w:p>
+        </w:tc>
+        <w:tc>
+          <w:tcPr>
+            <w:tcW w:w="2672" w:type="dxa"/>
+            <w:vAlign w:val="center"/>
+          </w:tcPr>
+          <w:p>
+            <w:pPr>
+              <w:spacing w:after="0" w:line="240" w:lineRule="auto"/>
+              <w:ind w:left="0" w:leftChars="0"/>
+              <w:jc w:val="center"/>
+              <w:rPr>
+                <w:rFonts w:hint="default" w:eastAsia="Noto Sans SC Thin" w:cs="Noto Sans SC Thin" w:asciiTheme="minorAscii" w:hAnsiTheme="minorAscii"/>
+                <w:sz w:val="20"/>
+                <w:szCs w:val="20"/>
+                <w:lang w:val="en-US"/>
+              </w:rPr>
+            </w:pPr>
+            <w:r>
+              <w:rPr>
+                <w:rFonts w:hint="default" w:eastAsia="Noto Sans SC Thin" w:cs="Noto Sans SC Thin" w:asciiTheme="minorAscii" w:hAnsiTheme="minorAscii"/>
+                <w:sz w:val="20"/>
+                <w:szCs w:val="20"/>
+                <w:lang w:val="en-US" w:eastAsia="zh-CN"/>
+              </w:rPr>
+              <w:t>2.6</w:t>
+            </w:r>
+          </w:p>
+        </w:tc>
+        <w:tc>
+          <w:tcPr>
+            <w:tcW w:w="2259" w:type="dxa"/>
+            <w:vAlign w:val="center"/>
+          </w:tcPr>
+          <w:p>
+            <w:pPr>
+              <w:spacing w:after="0" w:line="240" w:lineRule="auto"/>
+              <w:ind w:left="0" w:leftChars="0"/>
+              <w:jc w:val="center"/>
+              <w:rPr>
+                <w:rFonts w:hint="default" w:eastAsia="Noto Sans SC Thin" w:cs="Noto Sans SC Thin" w:asciiTheme="minorAscii" w:hAnsiTheme="minorAscii"/>
+                <w:sz w:val="20"/>
+                <w:szCs w:val="20"/>
+              </w:rPr>
+            </w:pPr>
+            <w:r>
+              <w:rPr>
+                <w:rFonts w:hint="default" w:eastAsia="Noto Sans SC Thin" w:cs="Noto Sans SC Thin" w:asciiTheme="minorAscii" w:hAnsiTheme="minorAscii"/>
+                <w:sz w:val="20"/>
+                <w:szCs w:val="20"/>
+                <w:lang w:val="en-US" w:eastAsia="zh-CN"/>
+              </w:rPr>
+              <w:t>2.8</w:t>
+            </w:r>
+          </w:p>
+        </w:tc>
+        <w:tc>
+          <w:tcPr>
+            <w:tcW w:w="2626" w:type="dxa"/>
+            <w:vAlign w:val="center"/>
+          </w:tcPr>
+          <w:p>
+            <w:pPr>
+              <w:spacing w:after="0" w:line="240" w:lineRule="auto"/>
+              <w:ind w:left="0" w:leftChars="0"/>
+              <w:jc w:val="center"/>
+              <w:rPr>
+                <w:rFonts w:hint="default" w:eastAsia="Noto Sans SC Thin" w:cs="Noto Sans SC Thin" w:asciiTheme="minorAscii" w:hAnsiTheme="minorAscii"/>
+                <w:sz w:val="20"/>
+                <w:szCs w:val="20"/>
+              </w:rPr>
+            </w:pPr>
+            <w:r>
+              <w:rPr>
+                <w:rFonts w:hint="default" w:eastAsia="Noto Sans SC Thin" w:cs="Noto Sans SC Thin" w:asciiTheme="minorAscii" w:hAnsiTheme="minorAscii"/>
+                <w:sz w:val="20"/>
+                <w:szCs w:val="20"/>
+                <w:lang w:val="en-US" w:eastAsia="zh-CN"/>
+              </w:rPr>
+              <w:t>2.0</w:t>
+            </w:r>
+          </w:p>
+        </w:tc>
+      </w:tr>
+      <w:tr>
+        <w:tc>
+          <w:tcPr>
+            <w:tcW w:w="2019" w:type="dxa"/>
+            <w:vAlign w:val="center"/>
+          </w:tcPr>
+          <w:p>
+            <w:pPr>
+              <w:spacing w:after="0" w:line="240" w:lineRule="auto"/>
+              <w:ind w:left="0" w:leftChars="0"/>
+              <w:jc w:val="center"/>
+              <w:rPr>
+                <w:rFonts w:hint="default" w:eastAsia="Noto Sans SC Thin" w:cs="Noto Sans SC Thin" w:asciiTheme="minorAscii" w:hAnsiTheme="minorAscii"/>
+                <w:sz w:val="20"/>
+                <w:szCs w:val="20"/>
+              </w:rPr>
+            </w:pPr>
+            <w:r>
+              <w:rPr>
+                <w:rFonts w:hint="default" w:eastAsia="Noto Sans SC Thin" w:cs="Noto Sans SC Thin" w:asciiTheme="minorAscii" w:hAnsiTheme="minorAscii"/>
+                <w:sz w:val="20"/>
+                <w:szCs w:val="20"/>
+                <w:lang w:val="en-US" w:eastAsia="zh-CN"/>
+              </w:rPr>
+              <w:t>Minimal</w:t>
+            </w:r>
+          </w:p>
+        </w:tc>
+        <w:tc>
+          <w:tcPr>
+            <w:tcW w:w="2672" w:type="dxa"/>
+            <w:vAlign w:val="center"/>
+          </w:tcPr>
+          <w:p>
+            <w:pPr>
+              <w:spacing w:after="0" w:line="240" w:lineRule="auto"/>
+              <w:ind w:left="0" w:leftChars="0"/>
+              <w:jc w:val="center"/>
+              <w:rPr>
+                <w:rFonts w:hint="default" w:eastAsia="Noto Sans SC Thin" w:cs="Noto Sans SC Thin" w:asciiTheme="minorAscii" w:hAnsiTheme="minorAscii"/>
+                <w:sz w:val="20"/>
+                <w:szCs w:val="20"/>
+              </w:rPr>
+            </w:pPr>
+            <w:r>
+              <w:rPr>
+                <w:rFonts w:hint="default" w:eastAsia="Noto Sans SC Thin" w:cs="Noto Sans SC Thin" w:asciiTheme="minorAscii" w:hAnsiTheme="minorAscii"/>
+                <w:sz w:val="20"/>
+                <w:szCs w:val="20"/>
+                <w:lang w:val="en-US" w:eastAsia="zh-CN"/>
+              </w:rPr>
+              <w:t>2.9</w:t>
+            </w:r>
+          </w:p>
+        </w:tc>
+        <w:tc>
+          <w:tcPr>
+            <w:tcW w:w="2259" w:type="dxa"/>
+            <w:vAlign w:val="center"/>
+          </w:tcPr>
+          <w:p>
+            <w:pPr>
+              <w:spacing w:after="0" w:line="240" w:lineRule="auto"/>
+              <w:ind w:left="0" w:leftChars="0"/>
+              <w:jc w:val="center"/>
+              <w:rPr>
+                <w:rFonts w:hint="default" w:eastAsia="Noto Sans SC Thin" w:cs="Noto Sans SC Thin" w:asciiTheme="minorAscii" w:hAnsiTheme="minorAscii"/>
+                <w:sz w:val="20"/>
+                <w:szCs w:val="20"/>
+              </w:rPr>
+            </w:pPr>
+            <w:r>
+              <w:rPr>
+                <w:rFonts w:hint="default" w:eastAsia="Noto Sans SC Thin" w:cs="Noto Sans SC Thin" w:asciiTheme="minorAscii" w:hAnsiTheme="minorAscii"/>
+                <w:sz w:val="20"/>
+                <w:szCs w:val="20"/>
+                <w:lang w:val="en-US" w:eastAsia="zh-CN"/>
+              </w:rPr>
+              <w:t>3.0</w:t>
+            </w:r>
+          </w:p>
+        </w:tc>
+        <w:tc>
+          <w:tcPr>
+            <w:tcW w:w="2626" w:type="dxa"/>
+            <w:vAlign w:val="center"/>
+          </w:tcPr>
+          <w:p>
+            <w:pPr>
+              <w:spacing w:after="0" w:line="240" w:lineRule="auto"/>
+              <w:ind w:left="0" w:leftChars="0"/>
+              <w:jc w:val="center"/>
+              <w:rPr>
+                <w:rFonts w:hint="default" w:eastAsia="Noto Sans SC Thin" w:cs="Noto Sans SC Thin" w:asciiTheme="minorAscii" w:hAnsiTheme="minorAscii"/>
+                <w:sz w:val="20"/>
+                <w:szCs w:val="20"/>
+              </w:rPr>
+            </w:pPr>
+            <w:r>
+              <w:rPr>
+                <w:rFonts w:hint="default" w:eastAsia="Noto Sans SC Thin" w:cs="Noto Sans SC Thin" w:asciiTheme="minorAscii" w:hAnsiTheme="minorAscii"/>
+                <w:sz w:val="20"/>
+                <w:szCs w:val="20"/>
+                <w:lang w:val="en-US" w:eastAsia="zh-CN"/>
+              </w:rPr>
+              <w:t>2.6</w:t>
+            </w:r>
+          </w:p>
+        </w:tc>
+      </w:tr>
+      <w:tr>
+        <w:tc>
+          <w:tcPr>
+            <w:tcW w:w="2019" w:type="dxa"/>
+            <w:vAlign w:val="center"/>
+          </w:tcPr>
+          <w:p>
+            <w:pPr>
+              <w:spacing w:after="0" w:line="240" w:lineRule="auto"/>
+              <w:ind w:left="0" w:leftChars="0"/>
+              <w:jc w:val="center"/>
+              <w:rPr>
+                <w:rFonts w:hint="default" w:eastAsia="Noto Sans SC Thin" w:cs="Noto Sans SC Thin" w:asciiTheme="minorAscii" w:hAnsiTheme="minorAscii"/>
+                <w:sz w:val="20"/>
+                <w:szCs w:val="20"/>
+              </w:rPr>
+            </w:pPr>
+            <w:r>
+              <w:rPr>
+                <w:rFonts w:hint="default" w:eastAsia="Noto Sans SC Thin" w:cs="Noto Sans SC Thin" w:asciiTheme="minorAscii" w:hAnsiTheme="minorAscii"/>
+                <w:sz w:val="20"/>
+                <w:szCs w:val="20"/>
+                <w:lang w:val="en-US" w:eastAsia="zh-CN"/>
+              </w:rPr>
+              <w:t>No RAG</w:t>
+            </w:r>
+          </w:p>
+        </w:tc>
+        <w:tc>
+          <w:tcPr>
+            <w:tcW w:w="2672" w:type="dxa"/>
+            <w:vAlign w:val="center"/>
+          </w:tcPr>
+          <w:p>
+            <w:pPr>
+              <w:spacing w:after="0" w:line="240" w:lineRule="auto"/>
+              <w:ind w:left="0" w:leftChars="0"/>
+              <w:jc w:val="center"/>
+              <w:rPr>
+                <w:rFonts w:hint="default" w:eastAsia="Noto Sans SC Thin" w:cs="Noto Sans SC Thin" w:asciiTheme="minorAscii" w:hAnsiTheme="minorAscii"/>
+                <w:sz w:val="20"/>
+                <w:szCs w:val="20"/>
+              </w:rPr>
+            </w:pPr>
+            <w:r>
+              <w:rPr>
+                <w:rFonts w:hint="default" w:eastAsia="Noto Sans SC Thin" w:cs="Noto Sans SC Thin" w:asciiTheme="minorAscii" w:hAnsiTheme="minorAscii"/>
+                <w:sz w:val="20"/>
+                <w:szCs w:val="20"/>
+                <w:lang w:val="en-US" w:eastAsia="zh-CN"/>
+              </w:rPr>
+              <w:t>2.2</w:t>
+            </w:r>
+          </w:p>
+        </w:tc>
+        <w:tc>
+          <w:tcPr>
+            <w:tcW w:w="2259" w:type="dxa"/>
+            <w:vAlign w:val="center"/>
+          </w:tcPr>
+          <w:p>
+            <w:pPr>
+              <w:spacing w:after="0" w:line="240" w:lineRule="auto"/>
+              <w:ind w:left="0" w:leftChars="0"/>
+              <w:jc w:val="center"/>
+              <w:rPr>
+                <w:rFonts w:hint="default" w:eastAsia="Noto Sans SC Thin" w:cs="Noto Sans SC Thin" w:asciiTheme="minorAscii" w:hAnsiTheme="minorAscii"/>
+                <w:sz w:val="20"/>
+                <w:szCs w:val="20"/>
+              </w:rPr>
+            </w:pPr>
+            <w:r>
+              <w:rPr>
+                <w:rFonts w:hint="default" w:eastAsia="Noto Sans SC Thin" w:cs="Noto Sans SC Thin" w:asciiTheme="minorAscii" w:hAnsiTheme="minorAscii"/>
+                <w:sz w:val="20"/>
+                <w:szCs w:val="20"/>
+                <w:lang w:val="en-US" w:eastAsia="zh-CN"/>
+              </w:rPr>
+              <w:t>3.0</w:t>
+            </w:r>
+          </w:p>
+        </w:tc>
+        <w:tc>
+          <w:tcPr>
+            <w:tcW w:w="2626" w:type="dxa"/>
+            <w:vAlign w:val="center"/>
+          </w:tcPr>
+          <w:p>
+            <w:pPr>
+              <w:spacing w:after="0" w:line="240" w:lineRule="auto"/>
+              <w:ind w:left="0" w:leftChars="0"/>
+              <w:jc w:val="center"/>
+              <w:rPr>
+                <w:rFonts w:hint="default" w:eastAsia="Noto Sans SC Thin" w:cs="Noto Sans SC Thin" w:asciiTheme="minorAscii" w:hAnsiTheme="minorAscii"/>
+                <w:sz w:val="20"/>
+                <w:szCs w:val="20"/>
+              </w:rPr>
+            </w:pPr>
+            <w:r>
+              <w:rPr>
+                <w:rFonts w:hint="default" w:eastAsia="Noto Sans SC Thin" w:cs="Noto Sans SC Thin" w:asciiTheme="minorAscii" w:hAnsiTheme="minorAscii"/>
+                <w:sz w:val="20"/>
+                <w:szCs w:val="20"/>
+                <w:lang w:val="en-US" w:eastAsia="zh-CN"/>
+              </w:rPr>
+              <w:t>2.8</w:t>
+            </w:r>
+          </w:p>
+        </w:tc>
+      </w:tr>
+      <w:tr>
+        <w:tc>
+          <w:tcPr>
+            <w:tcW w:w="2019" w:type="dxa"/>
+            <w:vAlign w:val="center"/>
+          </w:tcPr>
+          <w:p>
+            <w:pPr>
+              <w:spacing w:after="0" w:line="240" w:lineRule="auto"/>
+              <w:ind w:left="0" w:leftChars="0"/>
+              <w:jc w:val="center"/>
+              <w:rPr>
+                <w:rFonts w:hint="default" w:eastAsia="Noto Sans SC Thin" w:cs="Noto Sans SC Thin" w:asciiTheme="minorAscii" w:hAnsiTheme="minorAscii"/>
+                <w:sz w:val="20"/>
+                <w:szCs w:val="20"/>
+              </w:rPr>
+            </w:pPr>
+            <w:r>
+              <w:rPr>
+                <w:rFonts w:hint="default" w:eastAsia="Noto Sans SC Thin" w:cs="Noto Sans SC Thin" w:asciiTheme="minorAscii" w:hAnsiTheme="minorAscii"/>
+                <w:sz w:val="20"/>
+                <w:szCs w:val="20"/>
+                <w:lang w:val="en-US" w:eastAsia="zh-CN"/>
+              </w:rPr>
+              <w:t>Query-Aware</w:t>
+            </w:r>
+          </w:p>
+        </w:tc>
+        <w:tc>
+          <w:tcPr>
+            <w:tcW w:w="2672" w:type="dxa"/>
+            <w:vAlign w:val="center"/>
+          </w:tcPr>
+          <w:p>
+            <w:pPr>
+              <w:spacing w:after="0" w:line="240" w:lineRule="auto"/>
+              <w:ind w:left="0" w:leftChars="0"/>
+              <w:jc w:val="center"/>
+              <w:rPr>
+                <w:rFonts w:hint="default" w:eastAsia="Noto Sans SC Thin" w:cs="Noto Sans SC Thin" w:asciiTheme="minorAscii" w:hAnsiTheme="minorAscii"/>
+                <w:sz w:val="20"/>
+                <w:szCs w:val="20"/>
+              </w:rPr>
+            </w:pPr>
+            <w:r>
+              <w:rPr>
+                <w:rFonts w:hint="default" w:eastAsia="Noto Sans SC Thin" w:cs="Noto Sans SC Thin" w:asciiTheme="minorAscii" w:hAnsiTheme="minorAscii"/>
+                <w:sz w:val="20"/>
+                <w:szCs w:val="20"/>
+                <w:lang w:val="en-US" w:eastAsia="zh-CN"/>
+              </w:rPr>
+              <w:t>2.6</w:t>
+            </w:r>
+          </w:p>
+        </w:tc>
+        <w:tc>
+          <w:tcPr>
+            <w:tcW w:w="2259" w:type="dxa"/>
+            <w:vAlign w:val="center"/>
+          </w:tcPr>
+          <w:p>
+            <w:pPr>
+              <w:spacing w:after="0" w:line="240" w:lineRule="auto"/>
+              <w:ind w:left="0" w:leftChars="0"/>
+              <w:jc w:val="center"/>
+              <w:rPr>
+                <w:rFonts w:hint="default" w:eastAsia="Noto Sans SC Thin" w:cs="Noto Sans SC Thin" w:asciiTheme="minorAscii" w:hAnsiTheme="minorAscii"/>
+                <w:sz w:val="20"/>
+                <w:szCs w:val="20"/>
+              </w:rPr>
+            </w:pPr>
+            <w:r>
+              <w:rPr>
+                <w:rFonts w:hint="default" w:eastAsia="Noto Sans SC Thin" w:cs="Noto Sans SC Thin" w:asciiTheme="minorAscii" w:hAnsiTheme="minorAscii"/>
+                <w:sz w:val="20"/>
+                <w:szCs w:val="20"/>
+                <w:lang w:val="en-US" w:eastAsia="zh-CN"/>
+              </w:rPr>
+              <w:t>3.0</w:t>
+            </w:r>
+          </w:p>
+        </w:tc>
+        <w:tc>
+          <w:tcPr>
+            <w:tcW w:w="2626" w:type="dxa"/>
+            <w:vAlign w:val="center"/>
+          </w:tcPr>
+          <w:p>
+            <w:pPr>
+              <w:spacing w:after="0" w:line="240" w:lineRule="auto"/>
+              <w:ind w:left="0" w:leftChars="0"/>
+              <w:jc w:val="center"/>
+              <w:rPr>
+                <w:rFonts w:hint="default" w:eastAsia="Noto Sans SC Thin" w:cs="Noto Sans SC Thin" w:asciiTheme="minorAscii" w:hAnsiTheme="minorAscii"/>
+                <w:sz w:val="20"/>
+                <w:szCs w:val="20"/>
+              </w:rPr>
+            </w:pPr>
+            <w:r>
+              <w:rPr>
+                <w:rFonts w:hint="default" w:eastAsia="Noto Sans SC Thin" w:cs="Noto Sans SC Thin" w:asciiTheme="minorAscii" w:hAnsiTheme="minorAscii"/>
+                <w:sz w:val="20"/>
+                <w:szCs w:val="20"/>
+                <w:lang w:val="en-US" w:eastAsia="zh-CN"/>
+              </w:rPr>
+              <w:t>2.8</w:t>
+            </w:r>
+          </w:p>
+        </w:tc>
+      </w:tr>
+      <w:tr>
+        <w:trPr>
+          <w:trHeight w:val="469" w:hRule="atLeast"/>
+        </w:trPr>
+        <w:tc>
+          <w:tcPr>
+            <w:tcW w:w="2019" w:type="dxa"/>
+            <w:vAlign w:val="center"/>
+          </w:tcPr>
+          <w:p>
+            <w:pPr>
+              <w:spacing w:after="0" w:line="240" w:lineRule="auto"/>
+              <w:ind w:left="0" w:leftChars="0"/>
+              <w:jc w:val="center"/>
+              <w:rPr>
+                <w:rFonts w:hint="default" w:eastAsia="Noto Sans SC Thin" w:cs="Noto Sans SC Thin" w:asciiTheme="minorAscii" w:hAnsiTheme="minorAscii"/>
+                <w:sz w:val="20"/>
+                <w:szCs w:val="20"/>
+              </w:rPr>
+            </w:pPr>
+            <w:r>
+              <w:rPr>
+                <w:rFonts w:hint="default" w:eastAsia="Noto Sans SC Thin" w:cs="Noto Sans SC Thin" w:asciiTheme="minorAscii" w:hAnsiTheme="minorAscii"/>
+                <w:sz w:val="20"/>
+                <w:szCs w:val="20"/>
+                <w:lang w:val="en-US" w:eastAsia="zh-CN"/>
+              </w:rPr>
+              <w:t>Query-Aware + Top-2</w:t>
+            </w:r>
+          </w:p>
+        </w:tc>
+        <w:tc>
+          <w:tcPr>
+            <w:tcW w:w="2672" w:type="dxa"/>
+            <w:vAlign w:val="center"/>
+          </w:tcPr>
+          <w:p>
+            <w:pPr>
+              <w:spacing w:after="0" w:line="240" w:lineRule="auto"/>
+              <w:ind w:left="0" w:leftChars="0"/>
+              <w:jc w:val="center"/>
+              <w:rPr>
+                <w:rFonts w:hint="default" w:eastAsia="Noto Sans SC Thin" w:cs="Noto Sans SC Thin" w:asciiTheme="minorAscii" w:hAnsiTheme="minorAscii"/>
+                <w:sz w:val="20"/>
+                <w:szCs w:val="20"/>
+              </w:rPr>
+            </w:pPr>
+            <w:r>
+              <w:rPr>
+                <w:rFonts w:hint="default" w:eastAsia="Noto Sans SC Thin" w:cs="Noto Sans SC Thin" w:asciiTheme="minorAscii" w:hAnsiTheme="minorAscii"/>
+                <w:sz w:val="20"/>
+                <w:szCs w:val="20"/>
+                <w:lang w:val="en-US" w:eastAsia="zh-CN"/>
+              </w:rPr>
+              <w:t>2.9</w:t>
+            </w:r>
+          </w:p>
+        </w:tc>
+        <w:tc>
+          <w:tcPr>
+            <w:tcW w:w="2259" w:type="dxa"/>
+            <w:vAlign w:val="center"/>
+          </w:tcPr>
+          <w:p>
+            <w:pPr>
+              <w:spacing w:after="0" w:line="240" w:lineRule="auto"/>
+              <w:ind w:left="0" w:leftChars="0"/>
+              <w:jc w:val="center"/>
+              <w:rPr>
+                <w:rFonts w:hint="default" w:eastAsia="Noto Sans SC Thin" w:cs="Noto Sans SC Thin" w:asciiTheme="minorAscii" w:hAnsiTheme="minorAscii"/>
+                <w:sz w:val="20"/>
+                <w:szCs w:val="20"/>
+              </w:rPr>
+            </w:pPr>
+            <w:r>
+              <w:rPr>
+                <w:rFonts w:hint="default" w:eastAsia="Noto Sans SC Thin" w:cs="Noto Sans SC Thin" w:asciiTheme="minorAscii" w:hAnsiTheme="minorAscii"/>
+                <w:sz w:val="20"/>
+                <w:szCs w:val="20"/>
+                <w:lang w:val="en-US" w:eastAsia="zh-CN"/>
+              </w:rPr>
+              <w:t>3.0</w:t>
+            </w:r>
+          </w:p>
+        </w:tc>
+        <w:tc>
+          <w:tcPr>
+            <w:tcW w:w="2626" w:type="dxa"/>
+            <w:vAlign w:val="center"/>
+          </w:tcPr>
+          <w:p>
+            <w:pPr>
+              <w:spacing w:after="0" w:line="240" w:lineRule="auto"/>
+              <w:ind w:left="0" w:leftChars="0"/>
+              <w:jc w:val="center"/>
+              <w:rPr>
+                <w:rFonts w:hint="default" w:eastAsia="Noto Sans SC Thin" w:cs="Noto Sans SC Thin" w:asciiTheme="minorAscii" w:hAnsiTheme="minorAscii"/>
+                <w:sz w:val="20"/>
+                <w:szCs w:val="20"/>
+              </w:rPr>
+            </w:pPr>
+            <w:r>
+              <w:rPr>
+                <w:rFonts w:hint="default" w:eastAsia="Noto Sans SC Thin" w:cs="Noto Sans SC Thin" w:asciiTheme="minorAscii" w:hAnsiTheme="minorAscii"/>
+                <w:sz w:val="20"/>
+                <w:szCs w:val="20"/>
+                <w:lang w:val="en-US" w:eastAsia="zh-CN"/>
+              </w:rPr>
+              <w:t>2.8</w:t>
+            </w:r>
+          </w:p>
+        </w:tc>
+      </w:tr>
+    </w:tbl>
+    <w:p>
+      <w:pPr>
+        <w:spacing w:after="40"/>
+        <w:rPr>
+          <w:rFonts w:hint="default" w:asciiTheme="minorAscii" w:hAnsiTheme="minorAscii"/>
+          <w:b w:val="0"/>
+          <w:i w:val="0"/>
+          <w:color w:val="000000" w:themeColor="text1"/>
+          <w:sz w:val="21"/>
+          <w:lang w:val="en-US" w:eastAsia="zh-CN"/>
+          <w14:textFill>
+            <w14:solidFill>
+              <w14:schemeClr w14:val="tx1"/>
+            </w14:solidFill>
+          </w14:textFill>
+        </w:rPr>
+      </w:pPr>
+    </w:p>
+    <w:p>
+      <w:pPr>
+        <w:spacing w:after="40"/>
+        <w:rPr>
+          <w:rFonts w:hint="default" w:eastAsia="Noto Sans SC Thin" w:asciiTheme="minorAscii" w:hAnsiTheme="minorAscii"/>
+          <w:b w:val="0"/>
+          <w:i w:val="0"/>
+          <w:color w:val="000000" w:themeColor="text1"/>
+          <w:sz w:val="21"/>
+          <w14:textFill>
+            <w14:solidFill>
+              <w14:schemeClr w14:val="tx1"/>
+            </w14:solidFill>
+          </w14:textFill>
+        </w:rPr>
+      </w:pPr>
+      <w:r>
+        <w:rPr>
+          <w:rFonts w:hint="eastAsia" w:asciiTheme="minorAscii" w:hAnsiTheme="minorAscii"/>
+          <w:b w:val="0"/>
+          <w:i w:val="0"/>
+          <w:color w:val="000000" w:themeColor="text1"/>
+          <w:sz w:val="21"/>
+          <w:lang w:val="en-US" w:eastAsia="zh-CN"/>
+          <w14:textFill>
+            <w14:solidFill>
+              <w14:schemeClr w14:val="tx1"/>
+            </w14:solidFill>
+          </w14:textFill>
+        </w:rPr>
+        <w:t>因此，</w:t>
+      </w:r>
       <w:r>
         <w:rPr>
           <w:rFonts w:hint="default" w:eastAsia="Noto Sans SC Thin" w:asciiTheme="minorAscii" w:hAnsiTheme="minorAscii"/>
@@ -5458,7 +6366,275 @@
             </w14:solidFill>
           </w14:textFill>
         </w:rPr>
-        <w:t>在本实验条件下，动态上下文策略可行。最佳方案是 Query‑Aware + Top‑2。</w:t>
+        <w:t>在本实验条件下，动态上下文策略可行。</w:t>
+      </w:r>
+    </w:p>
+    <w:p>
+      <w:pPr>
+        <w:spacing w:after="40"/>
+        <w:rPr>
+          <w:rFonts w:hint="default" w:eastAsia="Noto Sans SC Thin" w:asciiTheme="minorAscii" w:hAnsiTheme="minorAscii"/>
+          <w:b w:val="0"/>
+          <w:i w:val="0"/>
+          <w:color w:val="000000" w:themeColor="text1"/>
+          <w:sz w:val="21"/>
+          <w14:textFill>
+            <w14:solidFill>
+              <w14:schemeClr w14:val="tx1"/>
+            </w14:solidFill>
+          </w14:textFill>
+        </w:rPr>
+      </w:pPr>
+      <w:r>
+        <w:rPr>
+          <w:rFonts w:hint="eastAsia" w:asciiTheme="minorAscii" w:hAnsiTheme="minorAscii"/>
+          <w:b w:val="0"/>
+          <w:i w:val="0"/>
+          <w:color w:val="000000" w:themeColor="text1"/>
+          <w:sz w:val="21"/>
+          <w:lang w:val="en-US" w:eastAsia="zh-CN"/>
+          <w14:textFill>
+            <w14:solidFill>
+              <w14:schemeClr w14:val="tx1"/>
+            </w14:solidFill>
+          </w14:textFill>
+        </w:rPr>
+        <w:t>1、</w:t>
+      </w:r>
+      <w:r>
+        <w:rPr>
+          <w:rFonts w:hint="default" w:eastAsia="Noto Sans SC Thin" w:asciiTheme="minorAscii" w:hAnsiTheme="minorAscii"/>
+          <w:b w:val="0"/>
+          <w:i w:val="0"/>
+          <w:color w:val="000000" w:themeColor="text1"/>
+          <w:sz w:val="21"/>
+          <w14:textFill>
+            <w14:solidFill>
+              <w14:schemeClr w14:val="tx1"/>
+            </w14:solidFill>
+          </w14:textFill>
+        </w:rPr>
+        <w:t>Query-Aware + Top-2 综合最好：均分 2.9，输入 Token 降 85</w:t>
+      </w:r>
+      <w:r>
+        <w:rPr>
+          <w:rFonts w:hint="default" w:asciiTheme="minorAscii" w:hAnsiTheme="minorAscii"/>
+          <w:b w:val="0"/>
+          <w:i w:val="0"/>
+          <w:color w:val="000000" w:themeColor="text1"/>
+          <w:sz w:val="21"/>
+          <w:lang w:val="en-US"/>
+          <w14:textFill>
+            <w14:solidFill>
+              <w14:schemeClr w14:val="tx1"/>
+            </w14:solidFill>
+          </w14:textFill>
+        </w:rPr>
+        <w:t>.08</w:t>
+      </w:r>
+      <w:r>
+        <w:rPr>
+          <w:rFonts w:hint="default" w:eastAsia="Noto Sans SC Thin" w:asciiTheme="minorAscii" w:hAnsiTheme="minorAscii"/>
+          <w:b w:val="0"/>
+          <w:i w:val="0"/>
+          <w:color w:val="000000" w:themeColor="text1"/>
+          <w:sz w:val="21"/>
+          <w14:textFill>
+            <w14:solidFill>
+              <w14:schemeClr w14:val="tx1"/>
+            </w14:solidFill>
+          </w14:textFill>
+        </w:rPr>
+        <w:t>%，延迟降 73</w:t>
+      </w:r>
+      <w:r>
+        <w:rPr>
+          <w:rFonts w:hint="default" w:asciiTheme="minorAscii" w:hAnsiTheme="minorAscii"/>
+          <w:b w:val="0"/>
+          <w:i w:val="0"/>
+          <w:color w:val="000000" w:themeColor="text1"/>
+          <w:sz w:val="21"/>
+          <w:lang w:val="en-US"/>
+          <w14:textFill>
+            <w14:solidFill>
+              <w14:schemeClr w14:val="tx1"/>
+            </w14:solidFill>
+          </w14:textFill>
+        </w:rPr>
+        <w:t>.34</w:t>
+      </w:r>
+      <w:r>
+        <w:rPr>
+          <w:rFonts w:hint="default" w:eastAsia="Noto Sans SC Thin" w:asciiTheme="minorAscii" w:hAnsiTheme="minorAscii"/>
+          <w:b w:val="0"/>
+          <w:i w:val="0"/>
+          <w:color w:val="000000" w:themeColor="text1"/>
+          <w:sz w:val="21"/>
+          <w14:textFill>
+            <w14:solidFill>
+              <w14:schemeClr w14:val="tx1"/>
+            </w14:solidFill>
+          </w14:textFill>
+        </w:rPr>
+        <w:t>%。</w:t>
+      </w:r>
+    </w:p>
+    <w:p>
+      <w:pPr>
+        <w:spacing w:after="40"/>
+        <w:rPr>
+          <w:rFonts w:hint="default" w:eastAsia="Noto Sans SC Thin" w:asciiTheme="minorAscii" w:hAnsiTheme="minorAscii"/>
+          <w:b w:val="0"/>
+          <w:i w:val="0"/>
+          <w:color w:val="000000" w:themeColor="text1"/>
+          <w:sz w:val="21"/>
+          <w14:textFill>
+            <w14:solidFill>
+              <w14:schemeClr w14:val="tx1"/>
+            </w14:solidFill>
+          </w14:textFill>
+        </w:rPr>
+      </w:pPr>
+      <w:r>
+        <w:rPr>
+          <w:rFonts w:hint="eastAsia" w:asciiTheme="minorAscii" w:hAnsiTheme="minorAscii"/>
+          <w:b w:val="0"/>
+          <w:i w:val="0"/>
+          <w:color w:val="000000" w:themeColor="text1"/>
+          <w:sz w:val="21"/>
+          <w:lang w:val="en-US" w:eastAsia="zh-CN"/>
+          <w14:textFill>
+            <w14:solidFill>
+              <w14:schemeClr w14:val="tx1"/>
+            </w14:solidFill>
+          </w14:textFill>
+        </w:rPr>
+        <w:t>2、</w:t>
+      </w:r>
+      <w:r>
+        <w:rPr>
+          <w:rFonts w:hint="default" w:eastAsia="Noto Sans SC Thin" w:asciiTheme="minorAscii" w:hAnsiTheme="minorAscii"/>
+          <w:b w:val="0"/>
+          <w:i w:val="0"/>
+          <w:color w:val="000000" w:themeColor="text1"/>
+          <w:sz w:val="21"/>
+          <w14:textFill>
+            <w14:solidFill>
+              <w14:schemeClr w14:val="tx1"/>
+            </w14:solidFill>
+          </w14:textFill>
+        </w:rPr>
+        <w:t>No RAG 最快、Token 最少，但 Book 题均分只有 2.2，说明书本问题仍需要检索；General 和 Rewrite 不检索也</w:t>
+      </w:r>
+      <w:r>
+        <w:rPr>
+          <w:rFonts w:hint="eastAsia" w:asciiTheme="minorAscii" w:hAnsiTheme="minorAscii"/>
+          <w:b w:val="0"/>
+          <w:i w:val="0"/>
+          <w:color w:val="000000" w:themeColor="text1"/>
+          <w:sz w:val="21"/>
+          <w:lang w:val="en-US" w:eastAsia="zh-CN"/>
+          <w14:textFill>
+            <w14:solidFill>
+              <w14:schemeClr w14:val="tx1"/>
+            </w14:solidFill>
+          </w14:textFill>
+        </w:rPr>
+        <w:t>可以</w:t>
+      </w:r>
+      <w:r>
+        <w:rPr>
+          <w:rFonts w:hint="default" w:eastAsia="Noto Sans SC Thin" w:asciiTheme="minorAscii" w:hAnsiTheme="minorAscii"/>
+          <w:b w:val="0"/>
+          <w:i w:val="0"/>
+          <w:color w:val="000000" w:themeColor="text1"/>
+          <w:sz w:val="21"/>
+          <w14:textFill>
+            <w14:solidFill>
+              <w14:schemeClr w14:val="tx1"/>
+            </w14:solidFill>
+          </w14:textFill>
+        </w:rPr>
+        <w:t>。</w:t>
+      </w:r>
+    </w:p>
+    <w:p>
+      <w:pPr>
+        <w:spacing w:after="40"/>
+        <w:rPr>
+          <w:rFonts w:hint="default" w:eastAsia="Noto Sans SC Thin" w:asciiTheme="minorAscii" w:hAnsiTheme="minorAscii"/>
+          <w:b w:val="0"/>
+          <w:i w:val="0"/>
+          <w:color w:val="000000" w:themeColor="text1"/>
+          <w:sz w:val="21"/>
+          <w14:textFill>
+            <w14:solidFill>
+              <w14:schemeClr w14:val="tx1"/>
+            </w14:solidFill>
+          </w14:textFill>
+        </w:rPr>
+      </w:pPr>
+      <w:r>
+        <w:rPr>
+          <w:rFonts w:hint="eastAsia" w:asciiTheme="minorAscii" w:hAnsiTheme="minorAscii"/>
+          <w:b w:val="0"/>
+          <w:i w:val="0"/>
+          <w:color w:val="000000" w:themeColor="text1"/>
+          <w:sz w:val="21"/>
+          <w:lang w:val="en-US" w:eastAsia="zh-CN"/>
+          <w14:textFill>
+            <w14:solidFill>
+              <w14:schemeClr w14:val="tx1"/>
+            </w14:solidFill>
+          </w14:textFill>
+        </w:rPr>
+        <w:t>3、</w:t>
+      </w:r>
+      <w:r>
+        <w:rPr>
+          <w:rFonts w:hint="default" w:eastAsia="Noto Sans SC Thin" w:asciiTheme="minorAscii" w:hAnsiTheme="minorAscii"/>
+          <w:b w:val="0"/>
+          <w:i w:val="0"/>
+          <w:color w:val="000000" w:themeColor="text1"/>
+          <w:sz w:val="21"/>
+          <w14:textFill>
+            <w14:solidFill>
+              <w14:schemeClr w14:val="tx1"/>
+            </w14:solidFill>
+          </w14:textFill>
+        </w:rPr>
+        <w:t xml:space="preserve">检索 chunk 不是越多越好；Top-2 </w:t>
+      </w:r>
+      <w:r>
+        <w:rPr>
+          <w:rFonts w:hint="eastAsia" w:asciiTheme="minorAscii" w:hAnsiTheme="minorAscii"/>
+          <w:b w:val="0"/>
+          <w:i w:val="0"/>
+          <w:color w:val="000000" w:themeColor="text1"/>
+          <w:sz w:val="21"/>
+          <w:lang w:val="en-US" w:eastAsia="zh-CN"/>
+          <w14:textFill>
+            <w14:solidFill>
+              <w14:schemeClr w14:val="tx1"/>
+            </w14:solidFill>
+          </w14:textFill>
+        </w:rPr>
+        <w:t>效果已经不错</w:t>
+      </w:r>
+      <w:r>
+        <w:rPr>
+          <w:rFonts w:hint="default" w:eastAsia="Noto Sans SC Thin" w:asciiTheme="minorAscii" w:hAnsiTheme="minorAscii"/>
+          <w:b w:val="0"/>
+          <w:i w:val="0"/>
+          <w:color w:val="000000" w:themeColor="text1"/>
+          <w:sz w:val="21"/>
+          <w14:textFill>
+            <w14:solidFill>
+              <w14:schemeClr w14:val="tx1"/>
+            </w14:solidFill>
+          </w14:textFill>
+        </w:rPr>
+        <w:t>。</w:t>
       </w:r>
     </w:p>
     <w:p>
